--- a/M1-Prompt-Engineering/attachments/КИМ Занятие 1.2.docx
+++ b/M1-Prompt-Engineering/attachments/КИМ Занятие 1.2.docx
@@ -30,20 +30,8 @@
           <w:sz w:val="24"/>
           <w:szCs w:val="24"/>
         </w:rPr>
-        <w:t xml:space="preserve"> ЗАНЯТИЕ 1.2. Библиотеки промптов и </w:t>
-      </w:r>
-      <w:proofErr w:type="spellStart"/>
-      <w:r>
-        <w:rPr>
-          <w:rFonts w:ascii="Times New Roman" w:hAnsi="Times New Roman" w:cs="Times New Roman"/>
-          <w:b/>
-          <w:bCs/>
-          <w:sz w:val="24"/>
-          <w:szCs w:val="24"/>
-        </w:rPr>
-        <w:t>версионирование</w:t>
-      </w:r>
-      <w:proofErr w:type="spellEnd"/>
+        <w:t xml:space="preserve"> ЗАНЯТИЕ 1.2. Библиотеки промптов и версионирование</w:t>
+      </w:r>
     </w:p>
     <w:p>
       <w:pPr>
@@ -63,29 +51,7 @@
           <w:sz w:val="24"/>
           <w:szCs w:val="24"/>
         </w:rPr>
-        <w:t xml:space="preserve">КИМ №8. Тест с автопроверкой «Библиотеки промптов, </w:t>
-      </w:r>
-      <w:proofErr w:type="spellStart"/>
-      <w:r>
-        <w:rPr>
-          <w:rFonts w:ascii="Times New Roman" w:hAnsi="Times New Roman" w:cs="Times New Roman"/>
-          <w:i/>
-          <w:iCs/>
-          <w:sz w:val="24"/>
-          <w:szCs w:val="24"/>
-        </w:rPr>
-        <w:t>версионирование</w:t>
-      </w:r>
-      <w:proofErr w:type="spellEnd"/>
-      <w:r>
-        <w:rPr>
-          <w:rFonts w:ascii="Times New Roman" w:hAnsi="Times New Roman" w:cs="Times New Roman"/>
-          <w:i/>
-          <w:iCs/>
-          <w:sz w:val="24"/>
-          <w:szCs w:val="24"/>
-        </w:rPr>
-        <w:t xml:space="preserve"> и CI/CD»</w:t>
+        <w:t xml:space="preserve">КИМ №8. Тест с автопроверкой «Библиотеки промптов, версионирование и CI/CD»</w:t>
       </w:r>
     </w:p>
     <w:p>
@@ -206,25 +172,7 @@
                 <w:sz w:val="24"/>
                 <w:szCs w:val="24"/>
               </w:rPr>
-              <w:t xml:space="preserve">Тест по теме «Библиотеки промптов, </w:t>
-            </w:r>
-            <w:proofErr w:type="spellStart"/>
-            <w:r>
-              <w:rPr>
-                <w:rFonts w:ascii="Times New Roman" w:hAnsi="Times New Roman" w:cs="Times New Roman"/>
-                <w:sz w:val="24"/>
-                <w:szCs w:val="24"/>
-              </w:rPr>
-              <w:t>версионирование</w:t>
-            </w:r>
-            <w:proofErr w:type="spellEnd"/>
-            <w:r>
-              <w:rPr>
-                <w:rFonts w:ascii="Times New Roman" w:hAnsi="Times New Roman" w:cs="Times New Roman"/>
-                <w:sz w:val="24"/>
-                <w:szCs w:val="24"/>
-              </w:rPr>
-              <w:t xml:space="preserve"> и CI/CD»</w:t>
+              <w:t xml:space="preserve">Тест по теме «Библиотеки промптов, версионирование и CI/CD»</w:t>
             </w:r>
           </w:p>
         </w:tc>
@@ -629,13 +577,6 @@
           <w:szCs w:val="24"/>
         </w:rPr>
         <w:t>Тип заданий</w:t>
-      </w:r>
-      <w:r>
-        <w:rPr>
-          <w:rFonts w:ascii="Times New Roman" w:hAnsi="Times New Roman" w:cs="Times New Roman"/>
-          <w:sz w:val="24"/>
-          <w:szCs w:val="24"/>
-        </w:rPr>
         <w:tab/>
         <w:t>Выбор одного правильного ответа, выбор нескольких ответов, установление соответствия</w:t>
       </w:r>
@@ -671,43 +612,7 @@
           <w:sz w:val="24"/>
           <w:szCs w:val="24"/>
         </w:rPr>
-        <w:t xml:space="preserve">1. Что такое </w:t>
-      </w:r>
-      <w:proofErr w:type="spellStart"/>
-      <w:r>
-        <w:rPr>
-          <w:rFonts w:ascii="Times New Roman" w:hAnsi="Times New Roman" w:cs="Times New Roman"/>
-          <w:sz w:val="24"/>
-          <w:szCs w:val="24"/>
-        </w:rPr>
-        <w:t>Prompt</w:t>
-      </w:r>
-      <w:proofErr w:type="spellEnd"/>
-      <w:r>
-        <w:rPr>
-          <w:rFonts w:ascii="Times New Roman" w:hAnsi="Times New Roman" w:cs="Times New Roman"/>
-          <w:sz w:val="24"/>
-          <w:szCs w:val="24"/>
-        </w:rPr>
-        <w:t xml:space="preserve"> </w:t>
-      </w:r>
-      <w:proofErr w:type="spellStart"/>
-      <w:r>
-        <w:rPr>
-          <w:rFonts w:ascii="Times New Roman" w:hAnsi="Times New Roman" w:cs="Times New Roman"/>
-          <w:sz w:val="24"/>
-          <w:szCs w:val="24"/>
-        </w:rPr>
-        <w:t>Registry</w:t>
-      </w:r>
-      <w:proofErr w:type="spellEnd"/>
-      <w:r>
-        <w:rPr>
-          <w:rFonts w:ascii="Times New Roman" w:hAnsi="Times New Roman" w:cs="Times New Roman"/>
-          <w:sz w:val="24"/>
-          <w:szCs w:val="24"/>
-        </w:rPr>
-        <w:t xml:space="preserve"> (реестр промптов)?</w:t>
+        <w:t xml:space="preserve">1. Что такое Prompt Registry (реестр промптов)?</w:t>
       </w:r>
     </w:p>
     <w:p>
@@ -725,13 +630,6 @@
           <w:szCs w:val="24"/>
         </w:rPr>
         <w:t>•</w:t>
-      </w:r>
-      <w:r>
-        <w:rPr>
-          <w:rFonts w:ascii="Times New Roman" w:hAnsi="Times New Roman" w:cs="Times New Roman"/>
-          <w:sz w:val="24"/>
-          <w:szCs w:val="24"/>
-        </w:rPr>
         <w:tab/>
         <w:t>A. База данных для хранения истории чатов с LLM</w:t>
       </w:r>
@@ -751,13 +649,6 @@
           <w:szCs w:val="24"/>
         </w:rPr>
         <w:t>•</w:t>
-      </w:r>
-      <w:r>
-        <w:rPr>
-          <w:rFonts w:ascii="Times New Roman" w:hAnsi="Times New Roman" w:cs="Times New Roman"/>
-          <w:sz w:val="24"/>
-          <w:szCs w:val="24"/>
-        </w:rPr>
         <w:tab/>
         <w:t>B. Централизованное хранилище для управления версиями и жизненным циклом промптов</w:t>
       </w:r>
@@ -777,13 +668,6 @@
           <w:szCs w:val="24"/>
         </w:rPr>
         <w:t>•</w:t>
-      </w:r>
-      <w:r>
-        <w:rPr>
-          <w:rFonts w:ascii="Times New Roman" w:hAnsi="Times New Roman" w:cs="Times New Roman"/>
-          <w:sz w:val="24"/>
-          <w:szCs w:val="24"/>
-        </w:rPr>
         <w:tab/>
         <w:t>C. Инструмент для визуализации архитектуры нейронных сетей</w:t>
       </w:r>
@@ -803,13 +687,6 @@
           <w:szCs w:val="24"/>
         </w:rPr>
         <w:t>•</w:t>
-      </w:r>
-      <w:r>
-        <w:rPr>
-          <w:rFonts w:ascii="Times New Roman" w:hAnsi="Times New Roman" w:cs="Times New Roman"/>
-          <w:sz w:val="24"/>
-          <w:szCs w:val="24"/>
-        </w:rPr>
         <w:tab/>
         <w:t>D. Сервис для мониторинга использования API</w:t>
       </w:r>
@@ -870,25 +747,7 @@
           <w:sz w:val="24"/>
           <w:szCs w:val="24"/>
         </w:rPr>
-        <w:t xml:space="preserve">2. Какие практики относятся к </w:t>
-      </w:r>
-      <w:proofErr w:type="spellStart"/>
-      <w:r>
-        <w:rPr>
-          <w:rFonts w:ascii="Times New Roman" w:hAnsi="Times New Roman" w:cs="Times New Roman"/>
-          <w:sz w:val="24"/>
-          <w:szCs w:val="24"/>
-        </w:rPr>
-        <w:t>версионированию</w:t>
-      </w:r>
-      <w:proofErr w:type="spellEnd"/>
-      <w:r>
-        <w:rPr>
-          <w:rFonts w:ascii="Times New Roman" w:hAnsi="Times New Roman" w:cs="Times New Roman"/>
-          <w:sz w:val="24"/>
-          <w:szCs w:val="24"/>
-        </w:rPr>
-        <w:t xml:space="preserve"> промптов? (Выберите все верные)</w:t>
+        <w:t xml:space="preserve">2. Какие практики относятся к версионированию промптов? (Выберите все верные)</w:t>
       </w:r>
     </w:p>
     <w:p>
@@ -906,51 +765,8 @@
           <w:szCs w:val="24"/>
         </w:rPr>
         <w:t>•</w:t>
-      </w:r>
-      <w:r>
-        <w:rPr>
-          <w:rFonts w:ascii="Times New Roman" w:hAnsi="Times New Roman" w:cs="Times New Roman"/>
-          <w:sz w:val="24"/>
-          <w:szCs w:val="24"/>
-        </w:rPr>
         <w:tab/>
-        <w:t xml:space="preserve">A. Использование семантического </w:t>
-      </w:r>
-      <w:proofErr w:type="spellStart"/>
-      <w:r>
-        <w:rPr>
-          <w:rFonts w:ascii="Times New Roman" w:hAnsi="Times New Roman" w:cs="Times New Roman"/>
-          <w:sz w:val="24"/>
-          <w:szCs w:val="24"/>
-        </w:rPr>
-        <w:t>версионирования</w:t>
-      </w:r>
-      <w:proofErr w:type="spellEnd"/>
-      <w:r>
-        <w:rPr>
-          <w:rFonts w:ascii="Times New Roman" w:hAnsi="Times New Roman" w:cs="Times New Roman"/>
-          <w:sz w:val="24"/>
-          <w:szCs w:val="24"/>
-        </w:rPr>
-        <w:t xml:space="preserve"> (</w:t>
-      </w:r>
-      <w:proofErr w:type="spellStart"/>
-      <w:r>
-        <w:rPr>
-          <w:rFonts w:ascii="Times New Roman" w:hAnsi="Times New Roman" w:cs="Times New Roman"/>
-          <w:sz w:val="24"/>
-          <w:szCs w:val="24"/>
-        </w:rPr>
-        <w:t>SemVer</w:t>
-      </w:r>
-      <w:proofErr w:type="spellEnd"/>
-      <w:r>
-        <w:rPr>
-          <w:rFonts w:ascii="Times New Roman" w:hAnsi="Times New Roman" w:cs="Times New Roman"/>
-          <w:sz w:val="24"/>
-          <w:szCs w:val="24"/>
-        </w:rPr>
-        <w:t>) для промптов</w:t>
+        <w:t xml:space="preserve">A. Использование семантического версионирования (SemVer) для промптов</w:t>
       </w:r>
     </w:p>
     <w:p>
@@ -968,26 +784,9 @@
           <w:szCs w:val="24"/>
         </w:rPr>
         <w:t>•</w:t>
-      </w:r>
-      <w:r>
-        <w:rPr>
-          <w:rFonts w:ascii="Times New Roman" w:hAnsi="Times New Roman" w:cs="Times New Roman"/>
-          <w:sz w:val="24"/>
-          <w:szCs w:val="24"/>
-        </w:rPr>
         <w:tab/>
-        <w:t xml:space="preserve">B. Хранение только финальной версии </w:t>
-      </w:r>
-      <w:proofErr w:type="spellStart"/>
-      <w:r>
-        <w:rPr>
-          <w:rFonts w:ascii="Times New Roman" w:hAnsi="Times New Roman" w:cs="Times New Roman"/>
-          <w:sz w:val="24"/>
-          <w:szCs w:val="24"/>
-        </w:rPr>
-        <w:t>промпта</w:t>
-      </w:r>
-      <w:proofErr w:type="spellEnd"/>
+        <w:t xml:space="preserve">B. Хранение только финальной версии промпта</w:t>
+      </w:r>
     </w:p>
     <w:p>
       <w:pPr>
@@ -1004,44 +803,9 @@
           <w:szCs w:val="24"/>
         </w:rPr>
         <w:t>•</w:t>
-      </w:r>
-      <w:r>
-        <w:rPr>
-          <w:rFonts w:ascii="Times New Roman" w:hAnsi="Times New Roman" w:cs="Times New Roman"/>
-          <w:sz w:val="24"/>
-          <w:szCs w:val="24"/>
-        </w:rPr>
         <w:tab/>
-        <w:t xml:space="preserve">C. Отслеживание изменений через </w:t>
-      </w:r>
-      <w:proofErr w:type="spellStart"/>
-      <w:r>
-        <w:rPr>
-          <w:rFonts w:ascii="Times New Roman" w:hAnsi="Times New Roman" w:cs="Times New Roman"/>
-          <w:sz w:val="24"/>
-          <w:szCs w:val="24"/>
-        </w:rPr>
-        <w:t>Git</w:t>
-      </w:r>
-      <w:proofErr w:type="spellEnd"/>
-      <w:r>
-        <w:rPr>
-          <w:rFonts w:ascii="Times New Roman" w:hAnsi="Times New Roman" w:cs="Times New Roman"/>
-          <w:sz w:val="24"/>
-          <w:szCs w:val="24"/>
-        </w:rPr>
-        <w:t xml:space="preserve">-подобные </w:t>
-      </w:r>
-      <w:proofErr w:type="spellStart"/>
-      <w:r>
-        <w:rPr>
-          <w:rFonts w:ascii="Times New Roman" w:hAnsi="Times New Roman" w:cs="Times New Roman"/>
-          <w:sz w:val="24"/>
-          <w:szCs w:val="24"/>
-        </w:rPr>
-        <w:t>диффы</w:t>
-      </w:r>
-      <w:proofErr w:type="spellEnd"/>
+        <w:t xml:space="preserve">C. Отслеживание изменений через Git-подобные диффы</w:t>
+      </w:r>
     </w:p>
     <w:p>
       <w:pPr>
@@ -1058,13 +822,6 @@
           <w:szCs w:val="24"/>
         </w:rPr>
         <w:t>•</w:t>
-      </w:r>
-      <w:r>
-        <w:rPr>
-          <w:rFonts w:ascii="Times New Roman" w:hAnsi="Times New Roman" w:cs="Times New Roman"/>
-          <w:sz w:val="24"/>
-          <w:szCs w:val="24"/>
-        </w:rPr>
         <w:tab/>
         <w:t>D. Возможность отката к любой предыдущей версии</w:t>
       </w:r>
@@ -1086,14 +843,6 @@
           <w:lang w:val="en-US"/>
         </w:rPr>
         <w:t>•</w:t>
-      </w:r>
-      <w:r>
-        <w:rPr>
-          <w:rFonts w:ascii="Times New Roman" w:hAnsi="Times New Roman" w:cs="Times New Roman"/>
-          <w:sz w:val="24"/>
-          <w:szCs w:val="24"/>
-          <w:lang w:val="en-US"/>
-        </w:rPr>
         <w:tab/>
         <w:t xml:space="preserve">E. </w:t>
       </w:r>
@@ -1189,13 +938,6 @@
           <w:szCs w:val="24"/>
         </w:rPr>
         <w:t>•</w:t>
-      </w:r>
-      <w:r>
-        <w:rPr>
-          <w:rFonts w:ascii="Times New Roman" w:hAnsi="Times New Roman" w:cs="Times New Roman"/>
-          <w:sz w:val="24"/>
-          <w:szCs w:val="24"/>
-        </w:rPr>
         <w:tab/>
         <w:t>A. Хранить все версии в одной папке без маркировки</w:t>
       </w:r>
@@ -1215,105 +957,8 @@
           <w:szCs w:val="24"/>
         </w:rPr>
         <w:t>•</w:t>
-      </w:r>
-      <w:r>
-        <w:rPr>
-          <w:rFonts w:ascii="Times New Roman" w:hAnsi="Times New Roman" w:cs="Times New Roman"/>
-          <w:sz w:val="24"/>
-          <w:szCs w:val="24"/>
-        </w:rPr>
         <w:tab/>
-        <w:t xml:space="preserve">B. Использовать </w:t>
-      </w:r>
-      <w:proofErr w:type="spellStart"/>
-      <w:r>
-        <w:rPr>
-          <w:rFonts w:ascii="Times New Roman" w:hAnsi="Times New Roman" w:cs="Times New Roman"/>
-          <w:sz w:val="24"/>
-          <w:szCs w:val="24"/>
-        </w:rPr>
-        <w:t>release</w:t>
-      </w:r>
-      <w:proofErr w:type="spellEnd"/>
-      <w:r>
-        <w:rPr>
-          <w:rFonts w:ascii="Times New Roman" w:hAnsi="Times New Roman" w:cs="Times New Roman"/>
-          <w:sz w:val="24"/>
-          <w:szCs w:val="24"/>
-        </w:rPr>
-        <w:t xml:space="preserve"> </w:t>
-      </w:r>
-      <w:proofErr w:type="spellStart"/>
-      <w:r>
-        <w:rPr>
-          <w:rFonts w:ascii="Times New Roman" w:hAnsi="Times New Roman" w:cs="Times New Roman"/>
-          <w:sz w:val="24"/>
-          <w:szCs w:val="24"/>
-        </w:rPr>
-        <w:t>labels</w:t>
-      </w:r>
-      <w:proofErr w:type="spellEnd"/>
-      <w:r>
-        <w:rPr>
-          <w:rFonts w:ascii="Times New Roman" w:hAnsi="Times New Roman" w:cs="Times New Roman"/>
-          <w:sz w:val="24"/>
-          <w:szCs w:val="24"/>
-        </w:rPr>
-        <w:t xml:space="preserve"> для указания стадии (</w:t>
-      </w:r>
-      <w:proofErr w:type="spellStart"/>
-      <w:r>
-        <w:rPr>
-          <w:rFonts w:ascii="Times New Roman" w:hAnsi="Times New Roman" w:cs="Times New Roman"/>
-          <w:sz w:val="24"/>
-          <w:szCs w:val="24"/>
-        </w:rPr>
-        <w:t>prod</w:t>
-      </w:r>
-      <w:proofErr w:type="spellEnd"/>
-      <w:r>
-        <w:rPr>
-          <w:rFonts w:ascii="Times New Roman" w:hAnsi="Times New Roman" w:cs="Times New Roman"/>
-          <w:sz w:val="24"/>
-          <w:szCs w:val="24"/>
-        </w:rPr>
-        <w:t>/</w:t>
-      </w:r>
-      <w:proofErr w:type="spellStart"/>
-      <w:r>
-        <w:rPr>
-          <w:rFonts w:ascii="Times New Roman" w:hAnsi="Times New Roman" w:cs="Times New Roman"/>
-          <w:sz w:val="24"/>
-          <w:szCs w:val="24"/>
-        </w:rPr>
-        <w:t>staging</w:t>
-      </w:r>
-      <w:proofErr w:type="spellEnd"/>
-      <w:r>
-        <w:rPr>
-          <w:rFonts w:ascii="Times New Roman" w:hAnsi="Times New Roman" w:cs="Times New Roman"/>
-          <w:sz w:val="24"/>
-          <w:szCs w:val="24"/>
-        </w:rPr>
-        <w:t>/</w:t>
-      </w:r>
-      <w:proofErr w:type="spellStart"/>
-      <w:r>
-        <w:rPr>
-          <w:rFonts w:ascii="Times New Roman" w:hAnsi="Times New Roman" w:cs="Times New Roman"/>
-          <w:sz w:val="24"/>
-          <w:szCs w:val="24"/>
-        </w:rPr>
-        <w:t>beta</w:t>
-      </w:r>
-      <w:proofErr w:type="spellEnd"/>
-      <w:r>
-        <w:rPr>
-          <w:rFonts w:ascii="Times New Roman" w:hAnsi="Times New Roman" w:cs="Times New Roman"/>
-          <w:sz w:val="24"/>
-          <w:szCs w:val="24"/>
-        </w:rPr>
-        <w:t>)</w:t>
+        <w:t xml:space="preserve">B. Использовать release labels для указания стадии (prod/staging/beta)</w:t>
       </w:r>
     </w:p>
     <w:p>
@@ -1331,13 +976,6 @@
           <w:szCs w:val="24"/>
         </w:rPr>
         <w:t>•</w:t>
-      </w:r>
-      <w:r>
-        <w:rPr>
-          <w:rFonts w:ascii="Times New Roman" w:hAnsi="Times New Roman" w:cs="Times New Roman"/>
-          <w:sz w:val="24"/>
-          <w:szCs w:val="24"/>
-        </w:rPr>
         <w:tab/>
         <w:t>C. Создавать отдельный репозиторий для каждого окружения</w:t>
       </w:r>
@@ -1357,13 +995,6 @@
           <w:szCs w:val="24"/>
         </w:rPr>
         <w:t>•</w:t>
-      </w:r>
-      <w:r>
-        <w:rPr>
-          <w:rFonts w:ascii="Times New Roman" w:hAnsi="Times New Roman" w:cs="Times New Roman"/>
-          <w:sz w:val="24"/>
-          <w:szCs w:val="24"/>
-        </w:rPr>
         <w:tab/>
         <w:t>D. Использовать разные модели для разных окружений</w:t>
       </w:r>
@@ -1425,25 +1056,7 @@
           <w:sz w:val="24"/>
           <w:szCs w:val="24"/>
         </w:rPr>
-        <w:t xml:space="preserve">4. Установите соответствие между этапом CI/CD и действием с </w:t>
-      </w:r>
-      <w:proofErr w:type="spellStart"/>
-      <w:r>
-        <w:rPr>
-          <w:rFonts w:ascii="Times New Roman" w:hAnsi="Times New Roman" w:cs="Times New Roman"/>
-          <w:sz w:val="24"/>
-          <w:szCs w:val="24"/>
-        </w:rPr>
-        <w:t>промптами</w:t>
-      </w:r>
-      <w:proofErr w:type="spellEnd"/>
-      <w:r>
-        <w:rPr>
-          <w:rFonts w:ascii="Times New Roman" w:hAnsi="Times New Roman" w:cs="Times New Roman"/>
-          <w:sz w:val="24"/>
-          <w:szCs w:val="24"/>
-        </w:rPr>
-        <w:t>:</w:t>
+        <w:t xml:space="preserve">4. Установите соответствие между этапом CI/CD и действием с промптами:</w:t>
       </w:r>
     </w:p>
     <w:tbl>
@@ -1524,18 +1137,8 @@
                 <w:sz w:val="24"/>
                 <w:szCs w:val="24"/>
               </w:rPr>
-              <w:t xml:space="preserve">1. Pull </w:t>
-            </w:r>
-            <w:proofErr w:type="spellStart"/>
-            <w:r>
-              <w:rPr>
-                <w:rFonts w:ascii="Times New Roman" w:hAnsi="Times New Roman" w:cs="Times New Roman"/>
-                <w:sz w:val="24"/>
-                <w:szCs w:val="24"/>
-              </w:rPr>
-              <w:t>Request</w:t>
-            </w:r>
-            <w:proofErr w:type="spellEnd"/>
+              <w:t xml:space="preserve">1. Pull Request</w:t>
+            </w:r>
           </w:p>
         </w:tc>
         <w:tc>
@@ -1630,18 +1233,8 @@
                 <w:sz w:val="24"/>
                 <w:szCs w:val="24"/>
               </w:rPr>
-              <w:t xml:space="preserve">3. Деплой в </w:t>
-            </w:r>
-            <w:proofErr w:type="spellStart"/>
-            <w:r>
-              <w:rPr>
-                <w:rFonts w:ascii="Times New Roman" w:hAnsi="Times New Roman" w:cs="Times New Roman"/>
-                <w:sz w:val="24"/>
-                <w:szCs w:val="24"/>
-              </w:rPr>
-              <w:t>staging</w:t>
-            </w:r>
-            <w:proofErr w:type="spellEnd"/>
+              <w:t xml:space="preserve">3. Деплой в staging</w:t>
+            </w:r>
           </w:p>
         </w:tc>
         <w:tc>
@@ -1688,18 +1281,8 @@
                 <w:sz w:val="24"/>
                 <w:szCs w:val="24"/>
               </w:rPr>
-              <w:t xml:space="preserve">4. </w:t>
-            </w:r>
-            <w:proofErr w:type="spellStart"/>
-            <w:r>
-              <w:rPr>
-                <w:rFonts w:ascii="Times New Roman" w:hAnsi="Times New Roman" w:cs="Times New Roman"/>
-                <w:sz w:val="24"/>
-                <w:szCs w:val="24"/>
-              </w:rPr>
-              <w:t>Продакшен</w:t>
-            </w:r>
-            <w:proofErr w:type="spellEnd"/>
+              <w:t xml:space="preserve">4. Продакшен</w:t>
+            </w:r>
           </w:p>
         </w:tc>
         <w:tc>
@@ -1783,43 +1366,7 @@
           <w:sz w:val="24"/>
           <w:szCs w:val="24"/>
         </w:rPr>
-        <w:t xml:space="preserve">5. Что позволяет делать техника </w:t>
-      </w:r>
-      <w:proofErr w:type="spellStart"/>
-      <w:r>
-        <w:rPr>
-          <w:rFonts w:ascii="Times New Roman" w:hAnsi="Times New Roman" w:cs="Times New Roman"/>
-          <w:sz w:val="24"/>
-          <w:szCs w:val="24"/>
-        </w:rPr>
-        <w:t>Logit</w:t>
-      </w:r>
-      <w:proofErr w:type="spellEnd"/>
-      <w:r>
-        <w:rPr>
-          <w:rFonts w:ascii="Times New Roman" w:hAnsi="Times New Roman" w:cs="Times New Roman"/>
-          <w:sz w:val="24"/>
-          <w:szCs w:val="24"/>
-        </w:rPr>
-        <w:t xml:space="preserve"> </w:t>
-      </w:r>
-      <w:proofErr w:type="spellStart"/>
-      <w:r>
-        <w:rPr>
-          <w:rFonts w:ascii="Times New Roman" w:hAnsi="Times New Roman" w:cs="Times New Roman"/>
-          <w:sz w:val="24"/>
-          <w:szCs w:val="24"/>
-        </w:rPr>
-        <w:t>Lens</w:t>
-      </w:r>
-      <w:proofErr w:type="spellEnd"/>
-      <w:r>
-        <w:rPr>
-          <w:rFonts w:ascii="Times New Roman" w:hAnsi="Times New Roman" w:cs="Times New Roman"/>
-          <w:sz w:val="24"/>
-          <w:szCs w:val="24"/>
-        </w:rPr>
-        <w:t xml:space="preserve"> при отладке промптов?</w:t>
+        <w:t xml:space="preserve">5. Что позволяет делать техника Logit Lens при отладке промптов?</w:t>
       </w:r>
     </w:p>
     <w:p>
@@ -1837,13 +1384,6 @@
           <w:szCs w:val="24"/>
         </w:rPr>
         <w:t>•</w:t>
-      </w:r>
-      <w:r>
-        <w:rPr>
-          <w:rFonts w:ascii="Times New Roman" w:hAnsi="Times New Roman" w:cs="Times New Roman"/>
-          <w:sz w:val="24"/>
-          <w:szCs w:val="24"/>
-        </w:rPr>
         <w:tab/>
         <w:t>A. Увеличивать скорость генерации ответов</w:t>
       </w:r>
@@ -1863,13 +1403,6 @@
           <w:szCs w:val="24"/>
         </w:rPr>
         <w:t>•</w:t>
-      </w:r>
-      <w:r>
-        <w:rPr>
-          <w:rFonts w:ascii="Times New Roman" w:hAnsi="Times New Roman" w:cs="Times New Roman"/>
-          <w:sz w:val="24"/>
-          <w:szCs w:val="24"/>
-        </w:rPr>
         <w:tab/>
         <w:t>B. Проецировать скрытые представления модели на разных слоях в пространство токенов</w:t>
       </w:r>
@@ -1889,26 +1422,9 @@
           <w:szCs w:val="24"/>
         </w:rPr>
         <w:t>•</w:t>
-      </w:r>
-      <w:r>
-        <w:rPr>
-          <w:rFonts w:ascii="Times New Roman" w:hAnsi="Times New Roman" w:cs="Times New Roman"/>
-          <w:sz w:val="24"/>
-          <w:szCs w:val="24"/>
-        </w:rPr>
         <w:tab/>
-        <w:t xml:space="preserve">C. Автоматически исправлять ошибки в </w:t>
-      </w:r>
-      <w:proofErr w:type="spellStart"/>
-      <w:r>
-        <w:rPr>
-          <w:rFonts w:ascii="Times New Roman" w:hAnsi="Times New Roman" w:cs="Times New Roman"/>
-          <w:sz w:val="24"/>
-          <w:szCs w:val="24"/>
-        </w:rPr>
-        <w:t>промптах</w:t>
-      </w:r>
-      <w:proofErr w:type="spellEnd"/>
+        <w:t xml:space="preserve">C. Автоматически исправлять ошибки в промптах</w:t>
+      </w:r>
     </w:p>
     <w:p>
       <w:pPr>
@@ -1925,33 +1441,8 @@
           <w:szCs w:val="24"/>
         </w:rPr>
         <w:t>•</w:t>
-      </w:r>
-      <w:r>
-        <w:rPr>
-          <w:rFonts w:ascii="Times New Roman" w:hAnsi="Times New Roman" w:cs="Times New Roman"/>
-          <w:sz w:val="24"/>
-          <w:szCs w:val="24"/>
-        </w:rPr>
         <w:tab/>
-        <w:t xml:space="preserve">D. Сжимать </w:t>
-      </w:r>
-      <w:proofErr w:type="spellStart"/>
-      <w:r>
-        <w:rPr>
-          <w:rFonts w:ascii="Times New Roman" w:hAnsi="Times New Roman" w:cs="Times New Roman"/>
-          <w:sz w:val="24"/>
-          <w:szCs w:val="24"/>
-        </w:rPr>
-        <w:t>промпты</w:t>
-      </w:r>
-      <w:proofErr w:type="spellEnd"/>
-      <w:r>
-        <w:rPr>
-          <w:rFonts w:ascii="Times New Roman" w:hAnsi="Times New Roman" w:cs="Times New Roman"/>
-          <w:sz w:val="24"/>
-          <w:szCs w:val="24"/>
-        </w:rPr>
-        <w:t xml:space="preserve"> для экономии токенов</w:t>
+        <w:t xml:space="preserve">D. Сжимать промпты для экономии токенов</w:t>
       </w:r>
     </w:p>
     <w:p>
@@ -2091,18 +1582,19 @@
           <w:lang w:val="en-US"/>
         </w:rPr>
         <w:t>•</w:t>
-      </w:r>
-      <w:r>
+        <w:tab/>
+        <w:t xml:space="preserve">A. TransformerLens</w:t>
+      </w:r>
+    </w:p>
+    <w:p>
+      <w:pPr>
         <w:rPr>
           <w:rFonts w:ascii="Times New Roman" w:hAnsi="Times New Roman" w:cs="Times New Roman"/>
           <w:sz w:val="24"/>
           <w:szCs w:val="24"/>
           <w:lang w:val="en-US"/>
         </w:rPr>
-        <w:tab/>
-        <w:t xml:space="preserve">A. </w:t>
-      </w:r>
-      <w:proofErr w:type="spellStart"/>
+      </w:pPr>
       <w:r>
         <w:rPr>
           <w:rFonts w:ascii="Times New Roman" w:hAnsi="Times New Roman" w:cs="Times New Roman"/>
@@ -2110,35 +1602,7 @@
           <w:szCs w:val="24"/>
           <w:lang w:val="en-US"/>
         </w:rPr>
-        <w:t>TransformerLens</w:t>
-      </w:r>
-      <w:proofErr w:type="spellEnd"/>
-    </w:p>
-    <w:p>
-      <w:pPr>
-        <w:rPr>
-          <w:rFonts w:ascii="Times New Roman" w:hAnsi="Times New Roman" w:cs="Times New Roman"/>
-          <w:sz w:val="24"/>
-          <w:szCs w:val="24"/>
-          <w:lang w:val="en-US"/>
-        </w:rPr>
-      </w:pPr>
-      <w:r>
-        <w:rPr>
-          <w:rFonts w:ascii="Times New Roman" w:hAnsi="Times New Roman" w:cs="Times New Roman"/>
-          <w:sz w:val="24"/>
-          <w:szCs w:val="24"/>
-          <w:lang w:val="en-US"/>
-        </w:rPr>
         <w:t>•</w:t>
-      </w:r>
-      <w:r>
-        <w:rPr>
-          <w:rFonts w:ascii="Times New Roman" w:hAnsi="Times New Roman" w:cs="Times New Roman"/>
-          <w:sz w:val="24"/>
-          <w:szCs w:val="24"/>
-          <w:lang w:val="en-US"/>
-        </w:rPr>
         <w:tab/>
         <w:t>B. Attention Lens</w:t>
       </w:r>
@@ -2160,14 +1624,6 @@
           <w:lang w:val="en-US"/>
         </w:rPr>
         <w:t>•</w:t>
-      </w:r>
-      <w:r>
-        <w:rPr>
-          <w:rFonts w:ascii="Times New Roman" w:hAnsi="Times New Roman" w:cs="Times New Roman"/>
-          <w:sz w:val="24"/>
-          <w:szCs w:val="24"/>
-          <w:lang w:val="en-US"/>
-        </w:rPr>
         <w:tab/>
         <w:t>C. Logit Lens</w:t>
       </w:r>
@@ -2189,14 +1645,6 @@
           <w:lang w:val="en-US"/>
         </w:rPr>
         <w:t>•</w:t>
-      </w:r>
-      <w:r>
-        <w:rPr>
-          <w:rFonts w:ascii="Times New Roman" w:hAnsi="Times New Roman" w:cs="Times New Roman"/>
-          <w:sz w:val="24"/>
-          <w:szCs w:val="24"/>
-          <w:lang w:val="en-US"/>
-        </w:rPr>
         <w:tab/>
         <w:t>D. Git</w:t>
       </w:r>
@@ -2218,14 +1666,6 @@
           <w:lang w:val="en-US"/>
         </w:rPr>
         <w:t>•</w:t>
-      </w:r>
-      <w:r>
-        <w:rPr>
-          <w:rFonts w:ascii="Times New Roman" w:hAnsi="Times New Roman" w:cs="Times New Roman"/>
-          <w:sz w:val="24"/>
-          <w:szCs w:val="24"/>
-          <w:lang w:val="en-US"/>
-        </w:rPr>
         <w:tab/>
         <w:t xml:space="preserve">E. </w:t>
       </w:r>
@@ -2246,7 +1686,6 @@
         </w:rPr>
         <w:t xml:space="preserve"> </w:t>
       </w:r>
-      <w:proofErr w:type="spellStart"/>
       <w:r>
         <w:rPr>
           <w:rFonts w:ascii="Times New Roman" w:hAnsi="Times New Roman" w:cs="Times New Roman"/>
@@ -2255,7 +1694,6 @@
         </w:rPr>
         <w:t>паддинг</w:t>
       </w:r>
-      <w:proofErr w:type="spellEnd"/>
       <w:r>
         <w:rPr>
           <w:rFonts w:ascii="Times New Roman" w:hAnsi="Times New Roman" w:cs="Times New Roman"/>
@@ -2322,25 +1760,7 @@
           <w:sz w:val="24"/>
           <w:szCs w:val="24"/>
         </w:rPr>
-        <w:t>7. Что такое «выравнивание» (</w:t>
-      </w:r>
-      <w:proofErr w:type="spellStart"/>
-      <w:r>
-        <w:rPr>
-          <w:rFonts w:ascii="Times New Roman" w:hAnsi="Times New Roman" w:cs="Times New Roman"/>
-          <w:sz w:val="24"/>
-          <w:szCs w:val="24"/>
-        </w:rPr>
-        <w:t>alignment</w:t>
-      </w:r>
-      <w:proofErr w:type="spellEnd"/>
-      <w:r>
-        <w:rPr>
-          <w:rFonts w:ascii="Times New Roman" w:hAnsi="Times New Roman" w:cs="Times New Roman"/>
-          <w:sz w:val="24"/>
-          <w:szCs w:val="24"/>
-        </w:rPr>
-        <w:t>) в контексте LLM?</w:t>
+        <w:t>7. Что такое «выравнивание» (alignment) в контексте LLM?</w:t>
       </w:r>
     </w:p>
     <w:p>
@@ -2358,13 +1778,6 @@
           <w:szCs w:val="24"/>
         </w:rPr>
         <w:t>•</w:t>
-      </w:r>
-      <w:r>
-        <w:rPr>
-          <w:rFonts w:ascii="Times New Roman" w:hAnsi="Times New Roman" w:cs="Times New Roman"/>
-          <w:sz w:val="24"/>
-          <w:szCs w:val="24"/>
-        </w:rPr>
         <w:tab/>
         <w:t>A. Выравнивание текста по левому краю</w:t>
       </w:r>
@@ -2384,13 +1797,6 @@
           <w:szCs w:val="24"/>
         </w:rPr>
         <w:t>•</w:t>
-      </w:r>
-      <w:r>
-        <w:rPr>
-          <w:rFonts w:ascii="Times New Roman" w:hAnsi="Times New Roman" w:cs="Times New Roman"/>
-          <w:sz w:val="24"/>
-          <w:szCs w:val="24"/>
-        </w:rPr>
         <w:tab/>
         <w:t>B. Настройка модели для следования инструкциям и снижения галлюцинаций</w:t>
       </w:r>
@@ -2410,13 +1816,6 @@
           <w:szCs w:val="24"/>
         </w:rPr>
         <w:t>•</w:t>
-      </w:r>
-      <w:r>
-        <w:rPr>
-          <w:rFonts w:ascii="Times New Roman" w:hAnsi="Times New Roman" w:cs="Times New Roman"/>
-          <w:sz w:val="24"/>
-          <w:szCs w:val="24"/>
-        </w:rPr>
         <w:tab/>
         <w:t>C. Синхронизация времени ответа модели</w:t>
       </w:r>
@@ -2436,13 +1835,6 @@
           <w:szCs w:val="24"/>
         </w:rPr>
         <w:t>•</w:t>
-      </w:r>
-      <w:r>
-        <w:rPr>
-          <w:rFonts w:ascii="Times New Roman" w:hAnsi="Times New Roman" w:cs="Times New Roman"/>
-          <w:sz w:val="24"/>
-          <w:szCs w:val="24"/>
-        </w:rPr>
         <w:tab/>
         <w:t>D. Оптимизация использования памяти</w:t>
       </w:r>
@@ -2585,14 +1977,6 @@
           <w:lang w:val="en-US"/>
         </w:rPr>
         <w:t>•</w:t>
-      </w:r>
-      <w:r>
-        <w:rPr>
-          <w:rFonts w:ascii="Times New Roman" w:hAnsi="Times New Roman" w:cs="Times New Roman"/>
-          <w:sz w:val="24"/>
-          <w:szCs w:val="24"/>
-          <w:lang w:val="en-US"/>
-        </w:rPr>
         <w:tab/>
         <w:t>A. Retrieval-Augmented Generation (RAG)</w:t>
       </w:r>
@@ -2614,14 +1998,6 @@
           <w:lang w:val="en-US"/>
         </w:rPr>
         <w:t>•</w:t>
-      </w:r>
-      <w:r>
-        <w:rPr>
-          <w:rFonts w:ascii="Times New Roman" w:hAnsi="Times New Roman" w:cs="Times New Roman"/>
-          <w:sz w:val="24"/>
-          <w:szCs w:val="24"/>
-          <w:lang w:val="en-US"/>
-        </w:rPr>
         <w:tab/>
         <w:t>B. Self-verification (</w:t>
       </w:r>
@@ -2658,13 +2034,6 @@
           <w:szCs w:val="24"/>
         </w:rPr>
         <w:t>•</w:t>
-      </w:r>
-      <w:r>
-        <w:rPr>
-          <w:rFonts w:ascii="Times New Roman" w:hAnsi="Times New Roman" w:cs="Times New Roman"/>
-          <w:sz w:val="24"/>
-          <w:szCs w:val="24"/>
-        </w:rPr>
         <w:tab/>
         <w:t>C. Фильтрация обучающих данных</w:t>
       </w:r>
@@ -2684,26 +2053,9 @@
           <w:szCs w:val="24"/>
         </w:rPr>
         <w:t>•</w:t>
-      </w:r>
-      <w:r>
-        <w:rPr>
-          <w:rFonts w:ascii="Times New Roman" w:hAnsi="Times New Roman" w:cs="Times New Roman"/>
-          <w:sz w:val="24"/>
-          <w:szCs w:val="24"/>
-        </w:rPr>
         <w:tab/>
-        <w:t xml:space="preserve">D. Увеличение </w:t>
-      </w:r>
-      <w:proofErr w:type="spellStart"/>
-      <w:r>
-        <w:rPr>
-          <w:rFonts w:ascii="Times New Roman" w:hAnsi="Times New Roman" w:cs="Times New Roman"/>
-          <w:sz w:val="24"/>
-          <w:szCs w:val="24"/>
-        </w:rPr>
-        <w:t>temperature</w:t>
-      </w:r>
-      <w:proofErr w:type="spellEnd"/>
+        <w:t xml:space="preserve">D. Увеличение temperature</w:t>
+      </w:r>
     </w:p>
     <w:p>
       <w:pPr>
@@ -2720,13 +2072,6 @@
           <w:szCs w:val="24"/>
         </w:rPr>
         <w:t>•</w:t>
-      </w:r>
-      <w:r>
-        <w:rPr>
-          <w:rFonts w:ascii="Times New Roman" w:hAnsi="Times New Roman" w:cs="Times New Roman"/>
-          <w:sz w:val="24"/>
-          <w:szCs w:val="24"/>
-        </w:rPr>
         <w:tab/>
         <w:t>E. Детекция галлюцинаций на основе скрытых состояний</w:t>
       </w:r>
@@ -2787,25 +2132,7 @@
           <w:sz w:val="24"/>
           <w:szCs w:val="24"/>
         </w:rPr>
-        <w:t xml:space="preserve">9. Почему </w:t>
-      </w:r>
-      <w:proofErr w:type="spellStart"/>
-      <w:r>
-        <w:rPr>
-          <w:rFonts w:ascii="Times New Roman" w:hAnsi="Times New Roman" w:cs="Times New Roman"/>
-          <w:sz w:val="24"/>
-          <w:szCs w:val="24"/>
-        </w:rPr>
-        <w:t>промпты</w:t>
-      </w:r>
-      <w:proofErr w:type="spellEnd"/>
-      <w:r>
-        <w:rPr>
-          <w:rFonts w:ascii="Times New Roman" w:hAnsi="Times New Roman" w:cs="Times New Roman"/>
-          <w:sz w:val="24"/>
-          <w:szCs w:val="24"/>
-        </w:rPr>
-        <w:t xml:space="preserve"> рекомендуется хранить отдельно от кода приложения?</w:t>
+        <w:t xml:space="preserve">9. Почему промпты рекомендуется хранить отдельно от кода приложения?</w:t>
       </w:r>
     </w:p>
     <w:p>
@@ -2823,13 +2150,6 @@
           <w:szCs w:val="24"/>
         </w:rPr>
         <w:t>•</w:t>
-      </w:r>
-      <w:r>
-        <w:rPr>
-          <w:rFonts w:ascii="Times New Roman" w:hAnsi="Times New Roman" w:cs="Times New Roman"/>
-          <w:sz w:val="24"/>
-          <w:szCs w:val="24"/>
-        </w:rPr>
         <w:tab/>
         <w:t>A. Это ускоряет компиляцию</w:t>
       </w:r>
@@ -2849,44 +2169,9 @@
           <w:szCs w:val="24"/>
         </w:rPr>
         <w:t>•</w:t>
-      </w:r>
-      <w:r>
-        <w:rPr>
-          <w:rFonts w:ascii="Times New Roman" w:hAnsi="Times New Roman" w:cs="Times New Roman"/>
-          <w:sz w:val="24"/>
-          <w:szCs w:val="24"/>
-        </w:rPr>
         <w:tab/>
-        <w:t xml:space="preserve">B. Это позволяет не-разработчикам редактировать </w:t>
-      </w:r>
-      <w:proofErr w:type="spellStart"/>
-      <w:r>
-        <w:rPr>
-          <w:rFonts w:ascii="Times New Roman" w:hAnsi="Times New Roman" w:cs="Times New Roman"/>
-          <w:sz w:val="24"/>
-          <w:szCs w:val="24"/>
-        </w:rPr>
-        <w:t>промпты</w:t>
-      </w:r>
-      <w:proofErr w:type="spellEnd"/>
-      <w:r>
-        <w:rPr>
-          <w:rFonts w:ascii="Times New Roman" w:hAnsi="Times New Roman" w:cs="Times New Roman"/>
-          <w:sz w:val="24"/>
-          <w:szCs w:val="24"/>
-        </w:rPr>
-        <w:t xml:space="preserve"> через UI и упрощает </w:t>
-      </w:r>
-      <w:proofErr w:type="spellStart"/>
-      <w:r>
-        <w:rPr>
-          <w:rFonts w:ascii="Times New Roman" w:hAnsi="Times New Roman" w:cs="Times New Roman"/>
-          <w:sz w:val="24"/>
-          <w:szCs w:val="24"/>
-        </w:rPr>
-        <w:t>версионирование</w:t>
-      </w:r>
-      <w:proofErr w:type="spellEnd"/>
+        <w:t xml:space="preserve">B. Это позволяет не-разработчикам редактировать промпты через UI и упрощает версионирование</w:t>
+      </w:r>
     </w:p>
     <w:p>
       <w:pPr>
@@ -2903,13 +2188,6 @@
           <w:szCs w:val="24"/>
         </w:rPr>
         <w:t>•</w:t>
-      </w:r>
-      <w:r>
-        <w:rPr>
-          <w:rFonts w:ascii="Times New Roman" w:hAnsi="Times New Roman" w:cs="Times New Roman"/>
-          <w:sz w:val="24"/>
-          <w:szCs w:val="24"/>
-        </w:rPr>
         <w:tab/>
         <w:t>C. Это снижает стоимость API-запросов</w:t>
       </w:r>
@@ -2929,13 +2207,6 @@
           <w:szCs w:val="24"/>
         </w:rPr>
         <w:t>•</w:t>
-      </w:r>
-      <w:r>
-        <w:rPr>
-          <w:rFonts w:ascii="Times New Roman" w:hAnsi="Times New Roman" w:cs="Times New Roman"/>
-          <w:sz w:val="24"/>
-          <w:szCs w:val="24"/>
-        </w:rPr>
         <w:tab/>
         <w:t>D. Это улучшает производительность модели</w:t>
       </w:r>
@@ -2996,25 +2267,7 @@
           <w:sz w:val="24"/>
           <w:szCs w:val="24"/>
         </w:rPr>
-        <w:t xml:space="preserve">10. Расположите этапы жизненного цикла </w:t>
-      </w:r>
-      <w:proofErr w:type="spellStart"/>
-      <w:r>
-        <w:rPr>
-          <w:rFonts w:ascii="Times New Roman" w:hAnsi="Times New Roman" w:cs="Times New Roman"/>
-          <w:sz w:val="24"/>
-          <w:szCs w:val="24"/>
-        </w:rPr>
-        <w:t>промпта</w:t>
-      </w:r>
-      <w:proofErr w:type="spellEnd"/>
-      <w:r>
-        <w:rPr>
-          <w:rFonts w:ascii="Times New Roman" w:hAnsi="Times New Roman" w:cs="Times New Roman"/>
-          <w:sz w:val="24"/>
-          <w:szCs w:val="24"/>
-        </w:rPr>
-        <w:t xml:space="preserve"> в правильной последовательности:</w:t>
+        <w:t xml:space="preserve">10. Расположите этапы жизненного цикла промпта в правильной последовательности:</w:t>
       </w:r>
     </w:p>
     <w:p>
@@ -3032,26 +2285,9 @@
           <w:szCs w:val="24"/>
         </w:rPr>
         <w:t>1.</w:t>
-      </w:r>
-      <w:r>
-        <w:rPr>
-          <w:rFonts w:ascii="Times New Roman" w:hAnsi="Times New Roman" w:cs="Times New Roman"/>
-          <w:sz w:val="24"/>
-          <w:szCs w:val="24"/>
-        </w:rPr>
         <w:tab/>
-        <w:t xml:space="preserve">Разработка и тестирование </w:t>
-      </w:r>
-      <w:proofErr w:type="spellStart"/>
-      <w:r>
-        <w:rPr>
-          <w:rFonts w:ascii="Times New Roman" w:hAnsi="Times New Roman" w:cs="Times New Roman"/>
-          <w:sz w:val="24"/>
-          <w:szCs w:val="24"/>
-        </w:rPr>
-        <w:t>промпта</w:t>
-      </w:r>
-      <w:proofErr w:type="spellEnd"/>
+        <w:t xml:space="preserve">Разработка и тестирование промпта</w:t>
+      </w:r>
     </w:p>
     <w:p>
       <w:pPr>
@@ -3068,51 +2304,8 @@
           <w:szCs w:val="24"/>
         </w:rPr>
         <w:t>2.</w:t>
-      </w:r>
-      <w:r>
-        <w:rPr>
-          <w:rFonts w:ascii="Times New Roman" w:hAnsi="Times New Roman" w:cs="Times New Roman"/>
-          <w:sz w:val="24"/>
-          <w:szCs w:val="24"/>
-        </w:rPr>
         <w:tab/>
-        <w:t xml:space="preserve">Регистрация в </w:t>
-      </w:r>
-      <w:proofErr w:type="spellStart"/>
-      <w:r>
-        <w:rPr>
-          <w:rFonts w:ascii="Times New Roman" w:hAnsi="Times New Roman" w:cs="Times New Roman"/>
-          <w:sz w:val="24"/>
-          <w:szCs w:val="24"/>
-        </w:rPr>
-        <w:t>Prompt</w:t>
-      </w:r>
-      <w:proofErr w:type="spellEnd"/>
-      <w:r>
-        <w:rPr>
-          <w:rFonts w:ascii="Times New Roman" w:hAnsi="Times New Roman" w:cs="Times New Roman"/>
-          <w:sz w:val="24"/>
-          <w:szCs w:val="24"/>
-        </w:rPr>
-        <w:t xml:space="preserve"> </w:t>
-      </w:r>
-      <w:proofErr w:type="spellStart"/>
-      <w:r>
-        <w:rPr>
-          <w:rFonts w:ascii="Times New Roman" w:hAnsi="Times New Roman" w:cs="Times New Roman"/>
-          <w:sz w:val="24"/>
-          <w:szCs w:val="24"/>
-        </w:rPr>
-        <w:t>Registry</w:t>
-      </w:r>
-      <w:proofErr w:type="spellEnd"/>
-      <w:r>
-        <w:rPr>
-          <w:rFonts w:ascii="Times New Roman" w:hAnsi="Times New Roman" w:cs="Times New Roman"/>
-          <w:sz w:val="24"/>
-          <w:szCs w:val="24"/>
-        </w:rPr>
-        <w:t xml:space="preserve"> с версией</w:t>
+        <w:t xml:space="preserve">Регистрация в Prompt Registry с версией</w:t>
       </w:r>
     </w:p>
     <w:p>
@@ -3130,33 +2323,8 @@
           <w:szCs w:val="24"/>
         </w:rPr>
         <w:t>3.</w:t>
-      </w:r>
-      <w:r>
-        <w:rPr>
-          <w:rFonts w:ascii="Times New Roman" w:hAnsi="Times New Roman" w:cs="Times New Roman"/>
-          <w:sz w:val="24"/>
-          <w:szCs w:val="24"/>
-        </w:rPr>
         <w:tab/>
-        <w:t xml:space="preserve">Развёртывание в </w:t>
-      </w:r>
-      <w:proofErr w:type="spellStart"/>
-      <w:r>
-        <w:rPr>
-          <w:rFonts w:ascii="Times New Roman" w:hAnsi="Times New Roman" w:cs="Times New Roman"/>
-          <w:sz w:val="24"/>
-          <w:szCs w:val="24"/>
-        </w:rPr>
-        <w:t>staging</w:t>
-      </w:r>
-      <w:proofErr w:type="spellEnd"/>
-      <w:r>
-        <w:rPr>
-          <w:rFonts w:ascii="Times New Roman" w:hAnsi="Times New Roman" w:cs="Times New Roman"/>
-          <w:sz w:val="24"/>
-          <w:szCs w:val="24"/>
-        </w:rPr>
-        <w:t xml:space="preserve"> с A/B-тестированием</w:t>
+        <w:t xml:space="preserve">Развёртывание в staging с A/B-тестированием</w:t>
       </w:r>
     </w:p>
     <w:p>
@@ -3174,33 +2342,8 @@
           <w:szCs w:val="24"/>
         </w:rPr>
         <w:t>4.</w:t>
-      </w:r>
-      <w:r>
-        <w:rPr>
-          <w:rFonts w:ascii="Times New Roman" w:hAnsi="Times New Roman" w:cs="Times New Roman"/>
-          <w:sz w:val="24"/>
-          <w:szCs w:val="24"/>
-        </w:rPr>
         <w:tab/>
-        <w:t xml:space="preserve">Продвижение в </w:t>
-      </w:r>
-      <w:proofErr w:type="spellStart"/>
-      <w:r>
-        <w:rPr>
-          <w:rFonts w:ascii="Times New Roman" w:hAnsi="Times New Roman" w:cs="Times New Roman"/>
-          <w:sz w:val="24"/>
-          <w:szCs w:val="24"/>
-        </w:rPr>
-        <w:t>production</w:t>
-      </w:r>
-      <w:proofErr w:type="spellEnd"/>
-      <w:r>
-        <w:rPr>
-          <w:rFonts w:ascii="Times New Roman" w:hAnsi="Times New Roman" w:cs="Times New Roman"/>
-          <w:sz w:val="24"/>
-          <w:szCs w:val="24"/>
-        </w:rPr>
-        <w:t xml:space="preserve"> с мониторингом</w:t>
+        <w:t xml:space="preserve">Продвижение в production с мониторингом</w:t>
       </w:r>
     </w:p>
     <w:p>
@@ -3218,13 +2361,6 @@
           <w:szCs w:val="24"/>
         </w:rPr>
         <w:t>5.</w:t>
-      </w:r>
-      <w:r>
-        <w:rPr>
-          <w:rFonts w:ascii="Times New Roman" w:hAnsi="Times New Roman" w:cs="Times New Roman"/>
-          <w:sz w:val="24"/>
-          <w:szCs w:val="24"/>
-        </w:rPr>
         <w:tab/>
         <w:t>Анализ метрик и итерация</w:t>
       </w:r>
@@ -3289,29 +2425,7 @@
           <w:sz w:val="24"/>
           <w:szCs w:val="24"/>
         </w:rPr>
-        <w:t xml:space="preserve">КИМ №9. Лабораторная работа «Разработка библиотеки промптов с CI/CD </w:t>
-      </w:r>
-      <w:proofErr w:type="spellStart"/>
-      <w:r>
-        <w:rPr>
-          <w:rFonts w:ascii="Times New Roman" w:hAnsi="Times New Roman" w:cs="Times New Roman"/>
-          <w:i/>
-          <w:iCs/>
-          <w:sz w:val="24"/>
-          <w:szCs w:val="24"/>
-        </w:rPr>
-        <w:t>пайплайном</w:t>
-      </w:r>
-      <w:proofErr w:type="spellEnd"/>
-      <w:r>
-        <w:rPr>
-          <w:rFonts w:ascii="Times New Roman" w:hAnsi="Times New Roman" w:cs="Times New Roman"/>
-          <w:i/>
-          <w:iCs/>
-          <w:sz w:val="24"/>
-          <w:szCs w:val="24"/>
-        </w:rPr>
-        <w:t>»</w:t>
+        <w:t xml:space="preserve">КИМ №9. Лабораторная работа «Разработка библиотеки промптов с CI/CD пайплайном»</w:t>
       </w:r>
     </w:p>
     <w:p>
@@ -3432,25 +2546,7 @@
                 <w:sz w:val="24"/>
                 <w:szCs w:val="24"/>
               </w:rPr>
-              <w:t xml:space="preserve">Лабораторная работа «Разработка библиотеки промптов с CI/CD </w:t>
-            </w:r>
-            <w:proofErr w:type="spellStart"/>
-            <w:r>
-              <w:rPr>
-                <w:rFonts w:ascii="Times New Roman" w:hAnsi="Times New Roman" w:cs="Times New Roman"/>
-                <w:sz w:val="24"/>
-                <w:szCs w:val="24"/>
-              </w:rPr>
-              <w:t>пайплайном</w:t>
-            </w:r>
-            <w:proofErr w:type="spellEnd"/>
-            <w:r>
-              <w:rPr>
-                <w:rFonts w:ascii="Times New Roman" w:hAnsi="Times New Roman" w:cs="Times New Roman"/>
-                <w:sz w:val="24"/>
-                <w:szCs w:val="24"/>
-              </w:rPr>
-              <w:t>»</w:t>
+              <w:t xml:space="preserve">Лабораторная работа «Разработка библиотеки промптов с CI/CD пайплайном»</w:t>
             </w:r>
           </w:p>
         </w:tc>
@@ -3855,25 +2951,7 @@
           <w:sz w:val="24"/>
           <w:szCs w:val="24"/>
         </w:rPr>
-        <w:t>Цель лабораторной работы</w:t>
-      </w:r>
-      <w:proofErr w:type="gramStart"/>
-      <w:r>
-        <w:rPr>
-          <w:rFonts w:ascii="Times New Roman" w:hAnsi="Times New Roman" w:cs="Times New Roman"/>
-          <w:sz w:val="24"/>
-          <w:szCs w:val="24"/>
-        </w:rPr>
-        <w:t>: Сформировать</w:t>
-      </w:r>
-      <w:proofErr w:type="gramEnd"/>
-      <w:r>
-        <w:rPr>
-          <w:rFonts w:ascii="Times New Roman" w:hAnsi="Times New Roman" w:cs="Times New Roman"/>
-          <w:sz w:val="24"/>
-          <w:szCs w:val="24"/>
-        </w:rPr>
-        <w:t xml:space="preserve"> практические навыки:</w:t>
+        <w:t xml:space="preserve">Цель лабораторной работы: Сформировать практические навыки:</w:t>
       </w:r>
     </w:p>
     <w:p>
@@ -3891,26 +2969,9 @@
           <w:szCs w:val="24"/>
         </w:rPr>
         <w:t>1.</w:t>
-      </w:r>
-      <w:r>
-        <w:rPr>
-          <w:rFonts w:ascii="Times New Roman" w:hAnsi="Times New Roman" w:cs="Times New Roman"/>
-          <w:sz w:val="24"/>
-          <w:szCs w:val="24"/>
-        </w:rPr>
         <w:tab/>
-        <w:t xml:space="preserve">Проектирования библиотеки промптов с единой структурой хранения и </w:t>
-      </w:r>
-      <w:proofErr w:type="spellStart"/>
-      <w:r>
-        <w:rPr>
-          <w:rFonts w:ascii="Times New Roman" w:hAnsi="Times New Roman" w:cs="Times New Roman"/>
-          <w:sz w:val="24"/>
-          <w:szCs w:val="24"/>
-        </w:rPr>
-        <w:t>версионированием</w:t>
-      </w:r>
-      <w:proofErr w:type="spellEnd"/>
+        <w:t xml:space="preserve">Проектирования библиотеки промптов с единой структурой хранения и версионированием</w:t>
+      </w:r>
     </w:p>
     <w:p>
       <w:pPr>
@@ -3927,33 +2988,8 @@
           <w:szCs w:val="24"/>
         </w:rPr>
         <w:t>2.</w:t>
-      </w:r>
-      <w:r>
-        <w:rPr>
-          <w:rFonts w:ascii="Times New Roman" w:hAnsi="Times New Roman" w:cs="Times New Roman"/>
-          <w:sz w:val="24"/>
-          <w:szCs w:val="24"/>
-        </w:rPr>
         <w:tab/>
-        <w:t xml:space="preserve">Организации CI/CD </w:t>
-      </w:r>
-      <w:proofErr w:type="spellStart"/>
-      <w:r>
-        <w:rPr>
-          <w:rFonts w:ascii="Times New Roman" w:hAnsi="Times New Roman" w:cs="Times New Roman"/>
-          <w:sz w:val="24"/>
-          <w:szCs w:val="24"/>
-        </w:rPr>
-        <w:t>пайплайна</w:t>
-      </w:r>
-      <w:proofErr w:type="spellEnd"/>
-      <w:r>
-        <w:rPr>
-          <w:rFonts w:ascii="Times New Roman" w:hAnsi="Times New Roman" w:cs="Times New Roman"/>
-          <w:sz w:val="24"/>
-          <w:szCs w:val="24"/>
-        </w:rPr>
-        <w:t xml:space="preserve"> для автоматического тестирования, валидации и деплоя промптов</w:t>
+        <w:t xml:space="preserve">Организации CI/CD пайплайна для автоматического тестирования, валидации и деплоя промптов</w:t>
       </w:r>
     </w:p>
     <w:p>
@@ -3971,13 +3007,6 @@
           <w:szCs w:val="24"/>
         </w:rPr>
         <w:t>3.</w:t>
-      </w:r>
-      <w:r>
-        <w:rPr>
-          <w:rFonts w:ascii="Times New Roman" w:hAnsi="Times New Roman" w:cs="Times New Roman"/>
-          <w:sz w:val="24"/>
-          <w:szCs w:val="24"/>
-        </w:rPr>
         <w:tab/>
         <w:t>Применения методов отладки и контроля качества промптов (регрессионное тестирование, оценка стабильности)</w:t>
       </w:r>
@@ -3996,96 +3025,24 @@
           <w:sz w:val="24"/>
           <w:szCs w:val="24"/>
         </w:rPr>
-        <w:t xml:space="preserve">Описание кейса: Команда разрабатывает платформу для поиска и объединения IT-специалистов в проектные команды. </w:t>
-      </w:r>
-      <w:proofErr w:type="spellStart"/>
-      <w:r>
-        <w:rPr>
-          <w:rFonts w:ascii="Times New Roman" w:hAnsi="Times New Roman" w:cs="Times New Roman"/>
-          <w:sz w:val="24"/>
-          <w:szCs w:val="24"/>
-        </w:rPr>
-        <w:t>Промпты</w:t>
-      </w:r>
-      <w:proofErr w:type="spellEnd"/>
-      <w:r>
-        <w:rPr>
-          <w:rFonts w:ascii="Times New Roman" w:hAnsi="Times New Roman" w:cs="Times New Roman"/>
-          <w:sz w:val="24"/>
-          <w:szCs w:val="24"/>
-        </w:rPr>
-        <w:t xml:space="preserve">, используемые для разных функций платформы (поиск подходящих кандидатов, рекомендация проектов, модерация описаний), разбросаны по коду, не имеют версионности, а любые правки приводят к неожиданным регрессиям в </w:t>
-      </w:r>
-      <w:proofErr w:type="spellStart"/>
-      <w:r>
-        <w:rPr>
-          <w:rFonts w:ascii="Times New Roman" w:hAnsi="Times New Roman" w:cs="Times New Roman"/>
-          <w:sz w:val="24"/>
-          <w:szCs w:val="24"/>
-        </w:rPr>
-        <w:t>продакшене</w:t>
-      </w:r>
-      <w:proofErr w:type="spellEnd"/>
-      <w:r>
-        <w:rPr>
-          <w:rFonts w:ascii="Times New Roman" w:hAnsi="Times New Roman" w:cs="Times New Roman"/>
-          <w:sz w:val="24"/>
-          <w:szCs w:val="24"/>
-        </w:rPr>
-        <w:t>.</w:t>
-      </w:r>
-    </w:p>
-    <w:p>
-      <w:pPr>
-        <w:rPr>
-          <w:rFonts w:ascii="Times New Roman" w:hAnsi="Times New Roman" w:cs="Times New Roman"/>
-          <w:sz w:val="24"/>
-          <w:szCs w:val="24"/>
-        </w:rPr>
-      </w:pPr>
-      <w:r>
-        <w:rPr>
-          <w:rFonts w:ascii="Times New Roman" w:hAnsi="Times New Roman" w:cs="Times New Roman"/>
-          <w:sz w:val="24"/>
-          <w:szCs w:val="24"/>
-        </w:rPr>
-        <w:t xml:space="preserve">Задание: создать централизованную библиотеку промптов с системой </w:t>
-      </w:r>
-      <w:proofErr w:type="spellStart"/>
-      <w:r>
-        <w:rPr>
-          <w:rFonts w:ascii="Times New Roman" w:hAnsi="Times New Roman" w:cs="Times New Roman"/>
-          <w:sz w:val="24"/>
-          <w:szCs w:val="24"/>
-        </w:rPr>
-        <w:t>версионирования</w:t>
-      </w:r>
-      <w:proofErr w:type="spellEnd"/>
-      <w:r>
-        <w:rPr>
-          <w:rFonts w:ascii="Times New Roman" w:hAnsi="Times New Roman" w:cs="Times New Roman"/>
-          <w:sz w:val="24"/>
-          <w:szCs w:val="24"/>
-        </w:rPr>
-        <w:t xml:space="preserve"> и настроить CI/CD </w:t>
-      </w:r>
-      <w:proofErr w:type="spellStart"/>
-      <w:r>
-        <w:rPr>
-          <w:rFonts w:ascii="Times New Roman" w:hAnsi="Times New Roman" w:cs="Times New Roman"/>
-          <w:sz w:val="24"/>
-          <w:szCs w:val="24"/>
-        </w:rPr>
-        <w:t>пайплайн</w:t>
-      </w:r>
-      <w:proofErr w:type="spellEnd"/>
-      <w:r>
-        <w:rPr>
-          <w:rFonts w:ascii="Times New Roman" w:hAnsi="Times New Roman" w:cs="Times New Roman"/>
-          <w:sz w:val="24"/>
-          <w:szCs w:val="24"/>
-        </w:rPr>
-        <w:t>, который автоматически проверяет качество промптов при каждом изменении.</w:t>
+        <w:t xml:space="preserve">Описание кейса: Команда разрабатывает платформу для поиска и объединения IT-специалистов в проектные команды. Промпты, используемые для разных функций платформы (поиск подходящих кандидатов, рекомендация проектов, модерация описаний), разбросаны по коду, не имеют версионности, а любые правки приводят к неожиданным регрессиям в продакшене.</w:t>
+      </w:r>
+    </w:p>
+    <w:p>
+      <w:pPr>
+        <w:rPr>
+          <w:rFonts w:ascii="Times New Roman" w:hAnsi="Times New Roman" w:cs="Times New Roman"/>
+          <w:sz w:val="24"/>
+          <w:szCs w:val="24"/>
+        </w:rPr>
+      </w:pPr>
+      <w:r>
+        <w:rPr>
+          <w:rFonts w:ascii="Times New Roman" w:hAnsi="Times New Roman" w:cs="Times New Roman"/>
+          <w:sz w:val="24"/>
+          <w:szCs w:val="24"/>
+        </w:rPr>
+        <w:t xml:space="preserve">Задание: создать централизованную библиотеку промптов с системой версионирования и настроить CI/CD пайплайн, который автоматически проверяет качество промптов при каждом изменении.</w:t>
       </w:r>
     </w:p>
     <w:p>
@@ -4136,625 +3093,127 @@
           <w:sz w:val="24"/>
           <w:szCs w:val="24"/>
         </w:rPr>
-        <w:t xml:space="preserve">Шаг 1. Определить структуру библиотеки (директория </w:t>
-      </w:r>
-      <w:proofErr w:type="spellStart"/>
-      <w:r>
-        <w:rPr>
-          <w:rFonts w:ascii="Times New Roman" w:hAnsi="Times New Roman" w:cs="Times New Roman"/>
-          <w:sz w:val="24"/>
-          <w:szCs w:val="24"/>
-        </w:rPr>
-        <w:t>prompts</w:t>
-      </w:r>
-      <w:proofErr w:type="spellEnd"/>
-      <w:r>
-        <w:rPr>
-          <w:rFonts w:ascii="Times New Roman" w:hAnsi="Times New Roman" w:cs="Times New Roman"/>
-          <w:sz w:val="24"/>
-          <w:szCs w:val="24"/>
-        </w:rPr>
-        <w:t xml:space="preserve">/, отдельные поддиректории для каждого сценария, YAML/JSON-файлы с обязательными полями: </w:t>
-      </w:r>
-      <w:proofErr w:type="spellStart"/>
-      <w:r>
-        <w:rPr>
-          <w:rFonts w:ascii="Times New Roman" w:hAnsi="Times New Roman" w:cs="Times New Roman"/>
-          <w:sz w:val="24"/>
-          <w:szCs w:val="24"/>
-        </w:rPr>
-        <w:t>id</w:t>
-      </w:r>
-      <w:proofErr w:type="spellEnd"/>
-      <w:r>
-        <w:rPr>
-          <w:rFonts w:ascii="Times New Roman" w:hAnsi="Times New Roman" w:cs="Times New Roman"/>
-          <w:sz w:val="24"/>
-          <w:szCs w:val="24"/>
-        </w:rPr>
-        <w:t xml:space="preserve">, </w:t>
-      </w:r>
-      <w:proofErr w:type="spellStart"/>
-      <w:r>
-        <w:rPr>
-          <w:rFonts w:ascii="Times New Roman" w:hAnsi="Times New Roman" w:cs="Times New Roman"/>
-          <w:sz w:val="24"/>
-          <w:szCs w:val="24"/>
-        </w:rPr>
-        <w:t>version</w:t>
-      </w:r>
-      <w:proofErr w:type="spellEnd"/>
-      <w:r>
-        <w:rPr>
-          <w:rFonts w:ascii="Times New Roman" w:hAnsi="Times New Roman" w:cs="Times New Roman"/>
-          <w:sz w:val="24"/>
-          <w:szCs w:val="24"/>
-        </w:rPr>
-        <w:t xml:space="preserve">, </w:t>
-      </w:r>
-      <w:proofErr w:type="spellStart"/>
-      <w:r>
-        <w:rPr>
-          <w:rFonts w:ascii="Times New Roman" w:hAnsi="Times New Roman" w:cs="Times New Roman"/>
-          <w:sz w:val="24"/>
-          <w:szCs w:val="24"/>
-        </w:rPr>
-        <w:t>description</w:t>
-      </w:r>
-      <w:proofErr w:type="spellEnd"/>
-      <w:r>
-        <w:rPr>
-          <w:rFonts w:ascii="Times New Roman" w:hAnsi="Times New Roman" w:cs="Times New Roman"/>
-          <w:sz w:val="24"/>
-          <w:szCs w:val="24"/>
-        </w:rPr>
-        <w:t xml:space="preserve">, </w:t>
-      </w:r>
-      <w:proofErr w:type="spellStart"/>
-      <w:r>
-        <w:rPr>
-          <w:rFonts w:ascii="Times New Roman" w:hAnsi="Times New Roman" w:cs="Times New Roman"/>
-          <w:sz w:val="24"/>
-          <w:szCs w:val="24"/>
-        </w:rPr>
-        <w:t>model</w:t>
-      </w:r>
-      <w:proofErr w:type="spellEnd"/>
-      <w:r>
-        <w:rPr>
-          <w:rFonts w:ascii="Times New Roman" w:hAnsi="Times New Roman" w:cs="Times New Roman"/>
-          <w:sz w:val="24"/>
-          <w:szCs w:val="24"/>
-        </w:rPr>
-        <w:t xml:space="preserve">, </w:t>
-      </w:r>
-      <w:proofErr w:type="spellStart"/>
-      <w:r>
-        <w:rPr>
-          <w:rFonts w:ascii="Times New Roman" w:hAnsi="Times New Roman" w:cs="Times New Roman"/>
-          <w:sz w:val="24"/>
-          <w:szCs w:val="24"/>
-        </w:rPr>
-        <w:t>parameters</w:t>
-      </w:r>
-      <w:proofErr w:type="spellEnd"/>
-      <w:r>
-        <w:rPr>
-          <w:rFonts w:ascii="Times New Roman" w:hAnsi="Times New Roman" w:cs="Times New Roman"/>
-          <w:sz w:val="24"/>
-          <w:szCs w:val="24"/>
-        </w:rPr>
-        <w:t xml:space="preserve">, </w:t>
-      </w:r>
-      <w:proofErr w:type="spellStart"/>
-      <w:r>
-        <w:rPr>
-          <w:rFonts w:ascii="Times New Roman" w:hAnsi="Times New Roman" w:cs="Times New Roman"/>
-          <w:sz w:val="24"/>
-          <w:szCs w:val="24"/>
-        </w:rPr>
-        <w:t>system</w:t>
-      </w:r>
-      <w:proofErr w:type="spellEnd"/>
-      <w:r>
-        <w:rPr>
-          <w:rFonts w:ascii="Times New Roman" w:hAnsi="Times New Roman" w:cs="Times New Roman"/>
-          <w:sz w:val="24"/>
-          <w:szCs w:val="24"/>
-        </w:rPr>
-        <w:t xml:space="preserve">, </w:t>
-      </w:r>
-      <w:proofErr w:type="spellStart"/>
-      <w:r>
-        <w:rPr>
-          <w:rFonts w:ascii="Times New Roman" w:hAnsi="Times New Roman" w:cs="Times New Roman"/>
-          <w:sz w:val="24"/>
-          <w:szCs w:val="24"/>
-        </w:rPr>
-        <w:t>template</w:t>
-      </w:r>
-      <w:proofErr w:type="spellEnd"/>
-      <w:r>
-        <w:rPr>
-          <w:rFonts w:ascii="Times New Roman" w:hAnsi="Times New Roman" w:cs="Times New Roman"/>
-          <w:sz w:val="24"/>
-          <w:szCs w:val="24"/>
-        </w:rPr>
-        <w:t xml:space="preserve">, </w:t>
-      </w:r>
-      <w:proofErr w:type="spellStart"/>
-      <w:r>
-        <w:rPr>
-          <w:rFonts w:ascii="Times New Roman" w:hAnsi="Times New Roman" w:cs="Times New Roman"/>
-          <w:sz w:val="24"/>
-          <w:szCs w:val="24"/>
-        </w:rPr>
-        <w:t>changelog</w:t>
-      </w:r>
-      <w:proofErr w:type="spellEnd"/>
-      <w:r>
-        <w:rPr>
-          <w:rFonts w:ascii="Times New Roman" w:hAnsi="Times New Roman" w:cs="Times New Roman"/>
-          <w:sz w:val="24"/>
-          <w:szCs w:val="24"/>
-        </w:rPr>
-        <w:t>)</w:t>
-      </w:r>
-    </w:p>
-    <w:p>
-      <w:pPr>
-        <w:rPr>
-          <w:rFonts w:ascii="Times New Roman" w:hAnsi="Times New Roman" w:cs="Times New Roman"/>
-          <w:sz w:val="24"/>
-          <w:szCs w:val="24"/>
-        </w:rPr>
-      </w:pPr>
-      <w:r>
-        <w:rPr>
-          <w:rFonts w:ascii="Times New Roman" w:hAnsi="Times New Roman" w:cs="Times New Roman"/>
-          <w:sz w:val="24"/>
-          <w:szCs w:val="24"/>
-        </w:rPr>
-        <w:t xml:space="preserve">Шаг 2. Реализовать минимум три </w:t>
-      </w:r>
-      <w:proofErr w:type="spellStart"/>
-      <w:r>
-        <w:rPr>
-          <w:rFonts w:ascii="Times New Roman" w:hAnsi="Times New Roman" w:cs="Times New Roman"/>
-          <w:sz w:val="24"/>
-          <w:szCs w:val="24"/>
-        </w:rPr>
-        <w:t>промпта</w:t>
-      </w:r>
-      <w:proofErr w:type="spellEnd"/>
-      <w:r>
-        <w:rPr>
-          <w:rFonts w:ascii="Times New Roman" w:hAnsi="Times New Roman" w:cs="Times New Roman"/>
-          <w:sz w:val="24"/>
-          <w:szCs w:val="24"/>
-        </w:rPr>
-        <w:t>: поиск кандидатов в команду, рекомендация проектов, модерация описания проекта</w:t>
-      </w:r>
-    </w:p>
-    <w:p>
-      <w:pPr>
-        <w:rPr>
-          <w:rFonts w:ascii="Times New Roman" w:hAnsi="Times New Roman" w:cs="Times New Roman"/>
-          <w:sz w:val="24"/>
-          <w:szCs w:val="24"/>
-        </w:rPr>
-      </w:pPr>
-      <w:r>
-        <w:rPr>
-          <w:rFonts w:ascii="Times New Roman" w:hAnsi="Times New Roman" w:cs="Times New Roman"/>
-          <w:sz w:val="24"/>
-          <w:szCs w:val="24"/>
-        </w:rPr>
-        <w:t xml:space="preserve">Шаг 3. Реализовать загрузчик промптов на Python: функция </w:t>
-      </w:r>
-      <w:proofErr w:type="spellStart"/>
-      <w:r>
-        <w:rPr>
-          <w:rFonts w:ascii="Times New Roman" w:hAnsi="Times New Roman" w:cs="Times New Roman"/>
-          <w:sz w:val="24"/>
-          <w:szCs w:val="24"/>
-        </w:rPr>
-        <w:t>load_</w:t>
-      </w:r>
-      <w:proofErr w:type="gramStart"/>
-      <w:r>
-        <w:rPr>
-          <w:rFonts w:ascii="Times New Roman" w:hAnsi="Times New Roman" w:cs="Times New Roman"/>
-          <w:sz w:val="24"/>
-          <w:szCs w:val="24"/>
-        </w:rPr>
-        <w:t>prompt</w:t>
-      </w:r>
-      <w:proofErr w:type="spellEnd"/>
-      <w:r>
-        <w:rPr>
-          <w:rFonts w:ascii="Times New Roman" w:hAnsi="Times New Roman" w:cs="Times New Roman"/>
-          <w:sz w:val="24"/>
-          <w:szCs w:val="24"/>
-        </w:rPr>
-        <w:t>(</w:t>
-      </w:r>
-      <w:proofErr w:type="spellStart"/>
-      <w:proofErr w:type="gramEnd"/>
-      <w:r>
-        <w:rPr>
-          <w:rFonts w:ascii="Times New Roman" w:hAnsi="Times New Roman" w:cs="Times New Roman"/>
-          <w:sz w:val="24"/>
-          <w:szCs w:val="24"/>
-        </w:rPr>
-        <w:t>prompt_id</w:t>
-      </w:r>
-      <w:proofErr w:type="spellEnd"/>
-      <w:r>
-        <w:rPr>
-          <w:rFonts w:ascii="Times New Roman" w:hAnsi="Times New Roman" w:cs="Times New Roman"/>
-          <w:sz w:val="24"/>
-          <w:szCs w:val="24"/>
-        </w:rPr>
-        <w:t xml:space="preserve">, </w:t>
-      </w:r>
-      <w:proofErr w:type="spellStart"/>
-      <w:r>
-        <w:rPr>
-          <w:rFonts w:ascii="Times New Roman" w:hAnsi="Times New Roman" w:cs="Times New Roman"/>
-          <w:sz w:val="24"/>
-          <w:szCs w:val="24"/>
-        </w:rPr>
-        <w:t>version</w:t>
-      </w:r>
-      <w:proofErr w:type="spellEnd"/>
-      <w:r>
-        <w:rPr>
-          <w:rFonts w:ascii="Times New Roman" w:hAnsi="Times New Roman" w:cs="Times New Roman"/>
-          <w:sz w:val="24"/>
-          <w:szCs w:val="24"/>
-        </w:rPr>
-        <w:t>=</w:t>
-      </w:r>
-      <w:proofErr w:type="spellStart"/>
-      <w:r>
-        <w:rPr>
-          <w:rFonts w:ascii="Times New Roman" w:hAnsi="Times New Roman" w:cs="Times New Roman"/>
-          <w:sz w:val="24"/>
-          <w:szCs w:val="24"/>
-        </w:rPr>
-        <w:t>None</w:t>
-      </w:r>
-      <w:proofErr w:type="spellEnd"/>
-      <w:r>
-        <w:rPr>
-          <w:rFonts w:ascii="Times New Roman" w:hAnsi="Times New Roman" w:cs="Times New Roman"/>
-          <w:sz w:val="24"/>
-          <w:szCs w:val="24"/>
-        </w:rPr>
-        <w:t>) с поддержкой версий и подстановкой переменных</w:t>
-      </w:r>
-    </w:p>
-    <w:p>
-      <w:pPr>
-        <w:rPr>
-          <w:rFonts w:ascii="Times New Roman" w:hAnsi="Times New Roman" w:cs="Times New Roman"/>
-          <w:sz w:val="24"/>
-          <w:szCs w:val="24"/>
-        </w:rPr>
-      </w:pPr>
-      <w:r>
-        <w:rPr>
-          <w:rFonts w:ascii="Times New Roman" w:hAnsi="Times New Roman" w:cs="Times New Roman"/>
-          <w:sz w:val="24"/>
-          <w:szCs w:val="24"/>
-        </w:rPr>
-        <w:t xml:space="preserve">Шаг 4. Настроить управление версиями через </w:t>
-      </w:r>
-      <w:proofErr w:type="spellStart"/>
-      <w:r>
-        <w:rPr>
-          <w:rFonts w:ascii="Times New Roman" w:hAnsi="Times New Roman" w:cs="Times New Roman"/>
-          <w:sz w:val="24"/>
-          <w:szCs w:val="24"/>
-        </w:rPr>
-        <w:t>Git</w:t>
-      </w:r>
-      <w:proofErr w:type="spellEnd"/>
-      <w:r>
-        <w:rPr>
-          <w:rFonts w:ascii="Times New Roman" w:hAnsi="Times New Roman" w:cs="Times New Roman"/>
-          <w:sz w:val="24"/>
-          <w:szCs w:val="24"/>
-        </w:rPr>
-        <w:t xml:space="preserve"> с </w:t>
-      </w:r>
-      <w:proofErr w:type="spellStart"/>
-      <w:r>
-        <w:rPr>
-          <w:rFonts w:ascii="Times New Roman" w:hAnsi="Times New Roman" w:cs="Times New Roman"/>
-          <w:sz w:val="24"/>
-          <w:szCs w:val="24"/>
-        </w:rPr>
-        <w:t>симлинком</w:t>
-      </w:r>
-      <w:proofErr w:type="spellEnd"/>
-      <w:r>
-        <w:rPr>
-          <w:rFonts w:ascii="Times New Roman" w:hAnsi="Times New Roman" w:cs="Times New Roman"/>
-          <w:sz w:val="24"/>
-          <w:szCs w:val="24"/>
-        </w:rPr>
-        <w:t xml:space="preserve"> </w:t>
-      </w:r>
-      <w:proofErr w:type="spellStart"/>
-      <w:r>
-        <w:rPr>
-          <w:rFonts w:ascii="Times New Roman" w:hAnsi="Times New Roman" w:cs="Times New Roman"/>
-          <w:sz w:val="24"/>
-          <w:szCs w:val="24"/>
-        </w:rPr>
-        <w:t>latest</w:t>
-      </w:r>
-      <w:proofErr w:type="spellEnd"/>
-      <w:r>
-        <w:rPr>
-          <w:rFonts w:ascii="Times New Roman" w:hAnsi="Times New Roman" w:cs="Times New Roman"/>
-          <w:sz w:val="24"/>
-          <w:szCs w:val="24"/>
-        </w:rPr>
-        <w:t xml:space="preserve"> и ведением </w:t>
-      </w:r>
-      <w:proofErr w:type="spellStart"/>
-      <w:r>
-        <w:rPr>
-          <w:rFonts w:ascii="Times New Roman" w:hAnsi="Times New Roman" w:cs="Times New Roman"/>
-          <w:sz w:val="24"/>
-          <w:szCs w:val="24"/>
-        </w:rPr>
-        <w:t>changelog</w:t>
-      </w:r>
-      <w:proofErr w:type="spellEnd"/>
-    </w:p>
-    <w:p>
-      <w:pPr>
-        <w:rPr>
-          <w:rFonts w:ascii="Times New Roman" w:hAnsi="Times New Roman" w:cs="Times New Roman"/>
-          <w:sz w:val="24"/>
-          <w:szCs w:val="24"/>
-        </w:rPr>
-      </w:pPr>
-      <w:r>
-        <w:rPr>
-          <w:rFonts w:ascii="Times New Roman" w:hAnsi="Times New Roman" w:cs="Times New Roman"/>
-          <w:sz w:val="24"/>
-          <w:szCs w:val="24"/>
-        </w:rPr>
-        <w:t xml:space="preserve">Часть Б. Настройка CI/CD </w:t>
-      </w:r>
-      <w:proofErr w:type="spellStart"/>
-      <w:r>
-        <w:rPr>
-          <w:rFonts w:ascii="Times New Roman" w:hAnsi="Times New Roman" w:cs="Times New Roman"/>
-          <w:sz w:val="24"/>
-          <w:szCs w:val="24"/>
-        </w:rPr>
-        <w:t>пайплайна</w:t>
-      </w:r>
-      <w:proofErr w:type="spellEnd"/>
-      <w:r>
-        <w:rPr>
-          <w:rFonts w:ascii="Times New Roman" w:hAnsi="Times New Roman" w:cs="Times New Roman"/>
-          <w:sz w:val="24"/>
-          <w:szCs w:val="24"/>
-        </w:rPr>
-        <w:t xml:space="preserve"> (30% итоговой оценки):</w:t>
-      </w:r>
-    </w:p>
-    <w:p>
-      <w:pPr>
-        <w:rPr>
-          <w:rFonts w:ascii="Times New Roman" w:hAnsi="Times New Roman" w:cs="Times New Roman"/>
-          <w:sz w:val="24"/>
-          <w:szCs w:val="24"/>
-        </w:rPr>
-      </w:pPr>
-      <w:r>
-        <w:rPr>
-          <w:rFonts w:ascii="Times New Roman" w:hAnsi="Times New Roman" w:cs="Times New Roman"/>
-          <w:sz w:val="24"/>
-          <w:szCs w:val="24"/>
-        </w:rPr>
-        <w:t xml:space="preserve">Шаг 5. Подготовить тестовые наборы (≥5 примеров на промпт в директории </w:t>
-      </w:r>
-      <w:proofErr w:type="spellStart"/>
-      <w:r>
-        <w:rPr>
-          <w:rFonts w:ascii="Times New Roman" w:hAnsi="Times New Roman" w:cs="Times New Roman"/>
-          <w:sz w:val="24"/>
-          <w:szCs w:val="24"/>
-        </w:rPr>
-        <w:t>tests</w:t>
-      </w:r>
-      <w:proofErr w:type="spellEnd"/>
-      <w:r>
-        <w:rPr>
-          <w:rFonts w:ascii="Times New Roman" w:hAnsi="Times New Roman" w:cs="Times New Roman"/>
-          <w:sz w:val="24"/>
-          <w:szCs w:val="24"/>
-        </w:rPr>
-        <w:t>/</w:t>
-      </w:r>
-      <w:proofErr w:type="spellStart"/>
-      <w:r>
-        <w:rPr>
-          <w:rFonts w:ascii="Times New Roman" w:hAnsi="Times New Roman" w:cs="Times New Roman"/>
-          <w:sz w:val="24"/>
-          <w:szCs w:val="24"/>
-        </w:rPr>
-        <w:t>fixtures</w:t>
-      </w:r>
-      <w:proofErr w:type="spellEnd"/>
-      <w:r>
-        <w:rPr>
-          <w:rFonts w:ascii="Times New Roman" w:hAnsi="Times New Roman" w:cs="Times New Roman"/>
-          <w:sz w:val="24"/>
-          <w:szCs w:val="24"/>
-        </w:rPr>
-        <w:t>/)</w:t>
-      </w:r>
-    </w:p>
-    <w:p>
-      <w:pPr>
-        <w:rPr>
-          <w:rFonts w:ascii="Times New Roman" w:hAnsi="Times New Roman" w:cs="Times New Roman"/>
-          <w:sz w:val="24"/>
-          <w:szCs w:val="24"/>
-        </w:rPr>
-      </w:pPr>
-      <w:r>
-        <w:rPr>
-          <w:rFonts w:ascii="Times New Roman" w:hAnsi="Times New Roman" w:cs="Times New Roman"/>
-          <w:sz w:val="24"/>
-          <w:szCs w:val="24"/>
-        </w:rPr>
-        <w:t>Шаг 6. Написать модульные тесты на Python (</w:t>
-      </w:r>
-      <w:proofErr w:type="spellStart"/>
-      <w:r>
-        <w:rPr>
-          <w:rFonts w:ascii="Times New Roman" w:hAnsi="Times New Roman" w:cs="Times New Roman"/>
-          <w:sz w:val="24"/>
-          <w:szCs w:val="24"/>
-        </w:rPr>
-        <w:t>pytest</w:t>
-      </w:r>
-      <w:proofErr w:type="spellEnd"/>
-      <w:r>
-        <w:rPr>
-          <w:rFonts w:ascii="Times New Roman" w:hAnsi="Times New Roman" w:cs="Times New Roman"/>
-          <w:sz w:val="24"/>
-          <w:szCs w:val="24"/>
-        </w:rPr>
-        <w:t>) с инкрементальным тестированием</w:t>
-      </w:r>
-    </w:p>
-    <w:p>
-      <w:pPr>
-        <w:rPr>
-          <w:rFonts w:ascii="Times New Roman" w:hAnsi="Times New Roman" w:cs="Times New Roman"/>
-          <w:sz w:val="24"/>
-          <w:szCs w:val="24"/>
-        </w:rPr>
-      </w:pPr>
-      <w:r>
-        <w:rPr>
-          <w:rFonts w:ascii="Times New Roman" w:hAnsi="Times New Roman" w:cs="Times New Roman"/>
-          <w:sz w:val="24"/>
-          <w:szCs w:val="24"/>
-        </w:rPr>
-        <w:t xml:space="preserve">Шаг 7. Настроить CI/CD </w:t>
-      </w:r>
-      <w:proofErr w:type="spellStart"/>
-      <w:r>
-        <w:rPr>
-          <w:rFonts w:ascii="Times New Roman" w:hAnsi="Times New Roman" w:cs="Times New Roman"/>
-          <w:sz w:val="24"/>
-          <w:szCs w:val="24"/>
-        </w:rPr>
-        <w:t>пайплайн</w:t>
-      </w:r>
-      <w:proofErr w:type="spellEnd"/>
-      <w:r>
-        <w:rPr>
-          <w:rFonts w:ascii="Times New Roman" w:hAnsi="Times New Roman" w:cs="Times New Roman"/>
-          <w:sz w:val="24"/>
-          <w:szCs w:val="24"/>
-        </w:rPr>
-        <w:t xml:space="preserve"> (</w:t>
-      </w:r>
-      <w:proofErr w:type="spellStart"/>
-      <w:r>
-        <w:rPr>
-          <w:rFonts w:ascii="Times New Roman" w:hAnsi="Times New Roman" w:cs="Times New Roman"/>
-          <w:sz w:val="24"/>
-          <w:szCs w:val="24"/>
-        </w:rPr>
-        <w:t>GitHub</w:t>
-      </w:r>
-      <w:proofErr w:type="spellEnd"/>
-      <w:r>
-        <w:rPr>
-          <w:rFonts w:ascii="Times New Roman" w:hAnsi="Times New Roman" w:cs="Times New Roman"/>
-          <w:sz w:val="24"/>
-          <w:szCs w:val="24"/>
-        </w:rPr>
-        <w:t xml:space="preserve"> </w:t>
-      </w:r>
-      <w:proofErr w:type="spellStart"/>
-      <w:r>
-        <w:rPr>
-          <w:rFonts w:ascii="Times New Roman" w:hAnsi="Times New Roman" w:cs="Times New Roman"/>
-          <w:sz w:val="24"/>
-          <w:szCs w:val="24"/>
-        </w:rPr>
-        <w:t>Actions</w:t>
-      </w:r>
-      <w:proofErr w:type="spellEnd"/>
-      <w:r>
-        <w:rPr>
-          <w:rFonts w:ascii="Times New Roman" w:hAnsi="Times New Roman" w:cs="Times New Roman"/>
-          <w:sz w:val="24"/>
-          <w:szCs w:val="24"/>
-        </w:rPr>
-        <w:t xml:space="preserve"> / </w:t>
-      </w:r>
-      <w:proofErr w:type="spellStart"/>
-      <w:r>
-        <w:rPr>
-          <w:rFonts w:ascii="Times New Roman" w:hAnsi="Times New Roman" w:cs="Times New Roman"/>
-          <w:sz w:val="24"/>
-          <w:szCs w:val="24"/>
-        </w:rPr>
-        <w:t>GitLab</w:t>
-      </w:r>
-      <w:proofErr w:type="spellEnd"/>
-      <w:r>
-        <w:rPr>
-          <w:rFonts w:ascii="Times New Roman" w:hAnsi="Times New Roman" w:cs="Times New Roman"/>
-          <w:sz w:val="24"/>
-          <w:szCs w:val="24"/>
-        </w:rPr>
-        <w:t xml:space="preserve"> CI): </w:t>
-      </w:r>
-      <w:proofErr w:type="spellStart"/>
-      <w:r>
-        <w:rPr>
-          <w:rFonts w:ascii="Times New Roman" w:hAnsi="Times New Roman" w:cs="Times New Roman"/>
-          <w:sz w:val="24"/>
-          <w:szCs w:val="24"/>
-        </w:rPr>
-        <w:t>линтинг</w:t>
-      </w:r>
-      <w:proofErr w:type="spellEnd"/>
-      <w:r>
-        <w:rPr>
-          <w:rFonts w:ascii="Times New Roman" w:hAnsi="Times New Roman" w:cs="Times New Roman"/>
-          <w:sz w:val="24"/>
-          <w:szCs w:val="24"/>
-        </w:rPr>
-        <w:t xml:space="preserve">, запуск тестов, генерация отчёта, автоматический деплой в </w:t>
-      </w:r>
-      <w:proofErr w:type="spellStart"/>
-      <w:r>
-        <w:rPr>
-          <w:rFonts w:ascii="Times New Roman" w:hAnsi="Times New Roman" w:cs="Times New Roman"/>
-          <w:sz w:val="24"/>
-          <w:szCs w:val="24"/>
-        </w:rPr>
-        <w:t>staging</w:t>
-      </w:r>
-      <w:proofErr w:type="spellEnd"/>
+        <w:t xml:space="preserve">Шаг 1. Определить структуру библиотеки (директория prompts/, отдельные поддиректории для каждого сценария, YAML/JSON-файлы с обязательными полями: id, version, description, model, parameters, system, template, changelog)</w:t>
+      </w:r>
+    </w:p>
+    <w:p>
+      <w:pPr>
+        <w:rPr>
+          <w:rFonts w:ascii="Times New Roman" w:hAnsi="Times New Roman" w:cs="Times New Roman"/>
+          <w:sz w:val="24"/>
+          <w:szCs w:val="24"/>
+        </w:rPr>
+      </w:pPr>
+      <w:r>
+        <w:rPr>
+          <w:rFonts w:ascii="Times New Roman" w:hAnsi="Times New Roman" w:cs="Times New Roman"/>
+          <w:sz w:val="24"/>
+          <w:szCs w:val="24"/>
+        </w:rPr>
+        <w:t xml:space="preserve">Шаг 2. Реализовать минимум три промпта: поиск кандидатов в команду, рекомендация проектов, модерация описания проекта</w:t>
+      </w:r>
+    </w:p>
+    <w:p>
+      <w:pPr>
+        <w:rPr>
+          <w:rFonts w:ascii="Times New Roman" w:hAnsi="Times New Roman" w:cs="Times New Roman"/>
+          <w:sz w:val="24"/>
+          <w:szCs w:val="24"/>
+        </w:rPr>
+      </w:pPr>
+      <w:r>
+        <w:rPr>
+          <w:rFonts w:ascii="Times New Roman" w:hAnsi="Times New Roman" w:cs="Times New Roman"/>
+          <w:sz w:val="24"/>
+          <w:szCs w:val="24"/>
+        </w:rPr>
+        <w:t xml:space="preserve">Шаг 3. Реализовать загрузчик промптов на Python: функция load_prompt(prompt_id, version=None) с поддержкой версий и подстановкой переменных</w:t>
+      </w:r>
+    </w:p>
+    <w:p>
+      <w:pPr>
+        <w:rPr>
+          <w:rFonts w:ascii="Times New Roman" w:hAnsi="Times New Roman" w:cs="Times New Roman"/>
+          <w:sz w:val="24"/>
+          <w:szCs w:val="24"/>
+        </w:rPr>
+      </w:pPr>
+      <w:r>
+        <w:rPr>
+          <w:rFonts w:ascii="Times New Roman" w:hAnsi="Times New Roman" w:cs="Times New Roman"/>
+          <w:sz w:val="24"/>
+          <w:szCs w:val="24"/>
+        </w:rPr>
+        <w:t xml:space="preserve">Шаг 4. Настроить управление версиями через Git с симлинком latest и ведением changelog</w:t>
+      </w:r>
+    </w:p>
+    <w:p>
+      <w:pPr>
+        <w:rPr>
+          <w:rFonts w:ascii="Times New Roman" w:hAnsi="Times New Roman" w:cs="Times New Roman"/>
+          <w:sz w:val="24"/>
+          <w:szCs w:val="24"/>
+        </w:rPr>
+      </w:pPr>
+      <w:r>
+        <w:rPr>
+          <w:rFonts w:ascii="Times New Roman" w:hAnsi="Times New Roman" w:cs="Times New Roman"/>
+          <w:sz w:val="24"/>
+          <w:szCs w:val="24"/>
+        </w:rPr>
+        <w:t xml:space="preserve">Часть Б. Настройка CI/CD пайплайна (30% итоговой оценки):</w:t>
+      </w:r>
+    </w:p>
+    <w:p>
+      <w:pPr>
+        <w:rPr>
+          <w:rFonts w:ascii="Times New Roman" w:hAnsi="Times New Roman" w:cs="Times New Roman"/>
+          <w:sz w:val="24"/>
+          <w:szCs w:val="24"/>
+        </w:rPr>
+      </w:pPr>
+      <w:r>
+        <w:rPr>
+          <w:rFonts w:ascii="Times New Roman" w:hAnsi="Times New Roman" w:cs="Times New Roman"/>
+          <w:sz w:val="24"/>
+          <w:szCs w:val="24"/>
+        </w:rPr>
+        <w:t xml:space="preserve">Шаг 5. Подготовить тестовые наборы (≥5 примеров на промпт в директории tests/fixtures/)</w:t>
+      </w:r>
+    </w:p>
+    <w:p>
+      <w:pPr>
+        <w:rPr>
+          <w:rFonts w:ascii="Times New Roman" w:hAnsi="Times New Roman" w:cs="Times New Roman"/>
+          <w:sz w:val="24"/>
+          <w:szCs w:val="24"/>
+        </w:rPr>
+      </w:pPr>
+      <w:r>
+        <w:rPr>
+          <w:rFonts w:ascii="Times New Roman" w:hAnsi="Times New Roman" w:cs="Times New Roman"/>
+          <w:sz w:val="24"/>
+          <w:szCs w:val="24"/>
+        </w:rPr>
+        <w:t>Шаг 6. Написать модульные тесты на Python (pytest) с инкрементальным тестированием</w:t>
+      </w:r>
+    </w:p>
+    <w:p>
+      <w:pPr>
+        <w:rPr>
+          <w:rFonts w:ascii="Times New Roman" w:hAnsi="Times New Roman" w:cs="Times New Roman"/>
+          <w:sz w:val="24"/>
+          <w:szCs w:val="24"/>
+        </w:rPr>
+      </w:pPr>
+      <w:r>
+        <w:rPr>
+          <w:rFonts w:ascii="Times New Roman" w:hAnsi="Times New Roman" w:cs="Times New Roman"/>
+          <w:sz w:val="24"/>
+          <w:szCs w:val="24"/>
+        </w:rPr>
+        <w:t xml:space="preserve">Шаг 7. Настроить CI/CD пайплайн (GitHub Actions / GitLab CI): линтинг, запуск тестов, генерация отчёта, автоматический деплой в staging</w:t>
+      </w:r>
     </w:p>
     <w:p>
       <w:pPr>
@@ -4867,148 +3326,82 @@
           <w:szCs w:val="24"/>
         </w:rPr>
       </w:pPr>
-      <w:proofErr w:type="spellStart"/>
-      <w:r>
-        <w:rPr>
-          <w:rFonts w:ascii="Times New Roman" w:hAnsi="Times New Roman" w:cs="Times New Roman"/>
-          <w:sz w:val="24"/>
-          <w:szCs w:val="24"/>
-        </w:rPr>
-        <w:t>prompt-library</w:t>
-      </w:r>
-      <w:proofErr w:type="spellEnd"/>
-      <w:r>
-        <w:rPr>
-          <w:rFonts w:ascii="Times New Roman" w:hAnsi="Times New Roman" w:cs="Times New Roman"/>
-          <w:sz w:val="24"/>
-          <w:szCs w:val="24"/>
-        </w:rPr>
-        <w:t>/</w:t>
-      </w:r>
-    </w:p>
-    <w:p>
-      <w:pPr>
-        <w:rPr>
-          <w:rFonts w:ascii="Times New Roman" w:hAnsi="Times New Roman" w:cs="Times New Roman"/>
-          <w:sz w:val="24"/>
-          <w:szCs w:val="24"/>
-        </w:rPr>
-      </w:pPr>
-      <w:r>
-        <w:rPr>
-          <w:rFonts w:ascii="Times New Roman" w:hAnsi="Times New Roman" w:cs="Times New Roman"/>
-          <w:sz w:val="24"/>
-          <w:szCs w:val="24"/>
-        </w:rPr>
-        <w:t xml:space="preserve">├── </w:t>
-      </w:r>
-      <w:proofErr w:type="spellStart"/>
-      <w:r>
-        <w:rPr>
-          <w:rFonts w:ascii="Times New Roman" w:hAnsi="Times New Roman" w:cs="Times New Roman"/>
-          <w:sz w:val="24"/>
-          <w:szCs w:val="24"/>
-        </w:rPr>
-        <w:t>prompts</w:t>
-      </w:r>
-      <w:proofErr w:type="spellEnd"/>
-      <w:r>
-        <w:rPr>
-          <w:rFonts w:ascii="Times New Roman" w:hAnsi="Times New Roman" w:cs="Times New Roman"/>
-          <w:sz w:val="24"/>
-          <w:szCs w:val="24"/>
-        </w:rPr>
-        <w:t>/</w:t>
-      </w:r>
-    </w:p>
-    <w:p>
-      <w:pPr>
-        <w:rPr>
-          <w:rFonts w:ascii="Times New Roman" w:hAnsi="Times New Roman" w:cs="Times New Roman"/>
-          <w:sz w:val="24"/>
-          <w:szCs w:val="24"/>
-        </w:rPr>
-      </w:pPr>
-      <w:r>
-        <w:rPr>
-          <w:rFonts w:ascii="Times New Roman" w:hAnsi="Times New Roman" w:cs="Times New Roman"/>
-          <w:sz w:val="24"/>
-          <w:szCs w:val="24"/>
-        </w:rPr>
-        <w:t xml:space="preserve">│   ├── </w:t>
-      </w:r>
-      <w:proofErr w:type="spellStart"/>
-      <w:r>
-        <w:rPr>
-          <w:rFonts w:ascii="Times New Roman" w:hAnsi="Times New Roman" w:cs="Times New Roman"/>
-          <w:sz w:val="24"/>
-          <w:szCs w:val="24"/>
-        </w:rPr>
-        <w:t>search_team</w:t>
-      </w:r>
-      <w:proofErr w:type="spellEnd"/>
-      <w:r>
-        <w:rPr>
-          <w:rFonts w:ascii="Times New Roman" w:hAnsi="Times New Roman" w:cs="Times New Roman"/>
-          <w:sz w:val="24"/>
-          <w:szCs w:val="24"/>
-        </w:rPr>
-        <w:t>/</w:t>
-      </w:r>
-    </w:p>
-    <w:p>
-      <w:pPr>
-        <w:rPr>
-          <w:rFonts w:ascii="Times New Roman" w:hAnsi="Times New Roman" w:cs="Times New Roman"/>
-          <w:sz w:val="24"/>
-          <w:szCs w:val="24"/>
-        </w:rPr>
-      </w:pPr>
-      <w:r>
-        <w:rPr>
-          <w:rFonts w:ascii="Times New Roman" w:hAnsi="Times New Roman" w:cs="Times New Roman"/>
-          <w:sz w:val="24"/>
-          <w:szCs w:val="24"/>
-        </w:rPr>
-        <w:t>│   │   ├── v1.0.</w:t>
-      </w:r>
-      <w:proofErr w:type="gramStart"/>
-      <w:r>
-        <w:rPr>
-          <w:rFonts w:ascii="Times New Roman" w:hAnsi="Times New Roman" w:cs="Times New Roman"/>
-          <w:sz w:val="24"/>
-          <w:szCs w:val="24"/>
-        </w:rPr>
-        <w:t>0.yaml</w:t>
-      </w:r>
-      <w:proofErr w:type="gramEnd"/>
-    </w:p>
-    <w:p>
-      <w:pPr>
-        <w:rPr>
-          <w:rFonts w:ascii="Times New Roman" w:hAnsi="Times New Roman" w:cs="Times New Roman"/>
-          <w:sz w:val="24"/>
-          <w:szCs w:val="24"/>
-        </w:rPr>
-      </w:pPr>
-      <w:r>
-        <w:rPr>
-          <w:rFonts w:ascii="Times New Roman" w:hAnsi="Times New Roman" w:cs="Times New Roman"/>
-          <w:sz w:val="24"/>
-          <w:szCs w:val="24"/>
-        </w:rPr>
-        <w:t>│   │   ├── v1.1.</w:t>
-      </w:r>
-      <w:proofErr w:type="gramStart"/>
-      <w:r>
-        <w:rPr>
-          <w:rFonts w:ascii="Times New Roman" w:hAnsi="Times New Roman" w:cs="Times New Roman"/>
-          <w:sz w:val="24"/>
-          <w:szCs w:val="24"/>
-        </w:rPr>
-        <w:t>0.yaml</w:t>
-      </w:r>
-      <w:proofErr w:type="gramEnd"/>
+      <w:r>
+        <w:rPr>
+          <w:rFonts w:ascii="Times New Roman" w:hAnsi="Times New Roman" w:cs="Times New Roman"/>
+          <w:sz w:val="24"/>
+          <w:szCs w:val="24"/>
+        </w:rPr>
+        <w:t>prompt-library/</w:t>
+      </w:r>
+    </w:p>
+    <w:p>
+      <w:pPr>
+        <w:rPr>
+          <w:rFonts w:ascii="Times New Roman" w:hAnsi="Times New Roman" w:cs="Times New Roman"/>
+          <w:sz w:val="24"/>
+          <w:szCs w:val="24"/>
+        </w:rPr>
+      </w:pPr>
+      <w:r>
+        <w:rPr>
+          <w:rFonts w:ascii="Times New Roman" w:hAnsi="Times New Roman" w:cs="Times New Roman"/>
+          <w:sz w:val="24"/>
+          <w:szCs w:val="24"/>
+        </w:rPr>
+        <w:t xml:space="preserve">├── prompts/</w:t>
+      </w:r>
+    </w:p>
+    <w:p>
+      <w:pPr>
+        <w:rPr>
+          <w:rFonts w:ascii="Times New Roman" w:hAnsi="Times New Roman" w:cs="Times New Roman"/>
+          <w:sz w:val="24"/>
+          <w:szCs w:val="24"/>
+        </w:rPr>
+      </w:pPr>
+      <w:r>
+        <w:rPr>
+          <w:rFonts w:ascii="Times New Roman" w:hAnsi="Times New Roman" w:cs="Times New Roman"/>
+          <w:sz w:val="24"/>
+          <w:szCs w:val="24"/>
+        </w:rPr>
+        <w:t xml:space="preserve">│   ├── search_team/</w:t>
+      </w:r>
+    </w:p>
+    <w:p>
+      <w:pPr>
+        <w:rPr>
+          <w:rFonts w:ascii="Times New Roman" w:hAnsi="Times New Roman" w:cs="Times New Roman"/>
+          <w:sz w:val="24"/>
+          <w:szCs w:val="24"/>
+        </w:rPr>
+      </w:pPr>
+      <w:r>
+        <w:rPr>
+          <w:rFonts w:ascii="Times New Roman" w:hAnsi="Times New Roman" w:cs="Times New Roman"/>
+          <w:sz w:val="24"/>
+          <w:szCs w:val="24"/>
+        </w:rPr>
+        <w:t>│   │   ├── v1.0.0.yaml</w:t>
+      </w:r>
+    </w:p>
+    <w:p>
+      <w:pPr>
+        <w:rPr>
+          <w:rFonts w:ascii="Times New Roman" w:hAnsi="Times New Roman" w:cs="Times New Roman"/>
+          <w:sz w:val="24"/>
+          <w:szCs w:val="24"/>
+        </w:rPr>
+      </w:pPr>
+      <w:r>
+        <w:rPr>
+          <w:rFonts w:ascii="Times New Roman" w:hAnsi="Times New Roman" w:cs="Times New Roman"/>
+          <w:sz w:val="24"/>
+          <w:szCs w:val="24"/>
+        </w:rPr>
+        <w:t>│   │   ├── v1.1.0.yaml</w:t>
+      </w:r>
     </w:p>
     <w:p>
       <w:pPr>
@@ -5026,39 +3419,37 @@
           <w:szCs w:val="24"/>
           <w:lang w:val="en-US"/>
         </w:rPr>
-        <w:t>│   │   └── latest -&gt; v1.1.</w:t>
-      </w:r>
-      <w:proofErr w:type="gramStart"/>
-      <w:r>
+        <w:t>│   │   └── latest -&gt; v1.1.0.yaml</w:t>
+      </w:r>
+    </w:p>
+    <w:p>
+      <w:pPr>
         <w:rPr>
           <w:rFonts w:ascii="Times New Roman" w:hAnsi="Times New Roman" w:cs="Times New Roman"/>
           <w:sz w:val="24"/>
           <w:szCs w:val="24"/>
           <w:lang w:val="en-US"/>
         </w:rPr>
-        <w:t>0.yaml</w:t>
-      </w:r>
-      <w:proofErr w:type="gramEnd"/>
-    </w:p>
-    <w:p>
-      <w:pPr>
+      </w:pPr>
+      <w:r>
         <w:rPr>
           <w:rFonts w:ascii="Times New Roman" w:hAnsi="Times New Roman" w:cs="Times New Roman"/>
           <w:sz w:val="24"/>
           <w:szCs w:val="24"/>
           <w:lang w:val="en-US"/>
         </w:rPr>
-      </w:pPr>
-      <w:r>
+        <w:t xml:space="preserve">│   ├── recommend_projects/</w:t>
+      </w:r>
+    </w:p>
+    <w:p>
+      <w:pPr>
         <w:rPr>
           <w:rFonts w:ascii="Times New Roman" w:hAnsi="Times New Roman" w:cs="Times New Roman"/>
           <w:sz w:val="24"/>
           <w:szCs w:val="24"/>
           <w:lang w:val="en-US"/>
         </w:rPr>
-        <w:t xml:space="preserve">│   ├── </w:t>
-      </w:r>
-      <w:proofErr w:type="spellStart"/>
+      </w:pPr>
       <w:r>
         <w:rPr>
           <w:rFonts w:ascii="Times New Roman" w:hAnsi="Times New Roman" w:cs="Times New Roman"/>
@@ -5066,38 +3457,37 @@
           <w:szCs w:val="24"/>
           <w:lang w:val="en-US"/>
         </w:rPr>
-        <w:t>recommend_projects</w:t>
-      </w:r>
-      <w:proofErr w:type="spellEnd"/>
-      <w:r>
+        <w:t>│   │   ├── v1.0.0.yaml</w:t>
+      </w:r>
+    </w:p>
+    <w:p>
+      <w:pPr>
         <w:rPr>
           <w:rFonts w:ascii="Times New Roman" w:hAnsi="Times New Roman" w:cs="Times New Roman"/>
           <w:sz w:val="24"/>
           <w:szCs w:val="24"/>
           <w:lang w:val="en-US"/>
         </w:rPr>
-        <w:t>/</w:t>
-      </w:r>
-    </w:p>
-    <w:p>
-      <w:pPr>
+      </w:pPr>
+      <w:r>
         <w:rPr>
           <w:rFonts w:ascii="Times New Roman" w:hAnsi="Times New Roman" w:cs="Times New Roman"/>
           <w:sz w:val="24"/>
           <w:szCs w:val="24"/>
           <w:lang w:val="en-US"/>
         </w:rPr>
-      </w:pPr>
-      <w:r>
+        <w:t>│   │   └── latest -&gt; v1.0.0.yaml</w:t>
+      </w:r>
+    </w:p>
+    <w:p>
+      <w:pPr>
         <w:rPr>
           <w:rFonts w:ascii="Times New Roman" w:hAnsi="Times New Roman" w:cs="Times New Roman"/>
           <w:sz w:val="24"/>
           <w:szCs w:val="24"/>
           <w:lang w:val="en-US"/>
         </w:rPr>
-        <w:t>│   │   ├── v1.0.</w:t>
-      </w:r>
-      <w:proofErr w:type="gramStart"/>
+      </w:pPr>
       <w:r>
         <w:rPr>
           <w:rFonts w:ascii="Times New Roman" w:hAnsi="Times New Roman" w:cs="Times New Roman"/>
@@ -5105,9 +3495,42 @@
           <w:szCs w:val="24"/>
           <w:lang w:val="en-US"/>
         </w:rPr>
-        <w:t>0.yaml</w:t>
-      </w:r>
-      <w:proofErr w:type="gramEnd"/>
+        <w:t xml:space="preserve">│   └── moderate_project/</w:t>
+      </w:r>
+    </w:p>
+    <w:p>
+      <w:pPr>
+        <w:rPr>
+          <w:rFonts w:ascii="Times New Roman" w:hAnsi="Times New Roman" w:cs="Times New Roman"/>
+          <w:sz w:val="24"/>
+          <w:szCs w:val="24"/>
+        </w:rPr>
+      </w:pPr>
+      <w:r>
+        <w:rPr>
+          <w:rFonts w:ascii="Times New Roman" w:hAnsi="Times New Roman" w:cs="Times New Roman"/>
+          <w:sz w:val="24"/>
+          <w:szCs w:val="24"/>
+        </w:rPr>
+        <w:t>│       ├── v1.0.0.yaml</w:t>
+      </w:r>
+    </w:p>
+    <w:p>
+      <w:pPr>
+        <w:rPr>
+          <w:rFonts w:ascii="Times New Roman" w:hAnsi="Times New Roman" w:cs="Times New Roman"/>
+          <w:sz w:val="24"/>
+          <w:szCs w:val="24"/>
+        </w:rPr>
+      </w:pPr>
+      <w:r>
+        <w:rPr>
+          <w:rFonts w:ascii="Times New Roman" w:hAnsi="Times New Roman" w:cs="Times New Roman"/>
+          <w:sz w:val="24"/>
+          <w:szCs w:val="24"/>
+        </w:rPr>
+        <w:t xml:space="preserve">│       └── latest -&gt; v1.0.0.yaml</w:t>
+      </w:r>
     </w:p>
     <w:p>
       <w:pPr>
@@ -5125,39 +3548,37 @@
           <w:szCs w:val="24"/>
           <w:lang w:val="en-US"/>
         </w:rPr>
-        <w:t>│   │   └── latest -&gt; v1.0.</w:t>
-      </w:r>
-      <w:proofErr w:type="gramStart"/>
-      <w:r>
+        <w:t>├── tests/</w:t>
+      </w:r>
+    </w:p>
+    <w:p>
+      <w:pPr>
         <w:rPr>
           <w:rFonts w:ascii="Times New Roman" w:hAnsi="Times New Roman" w:cs="Times New Roman"/>
           <w:sz w:val="24"/>
           <w:szCs w:val="24"/>
           <w:lang w:val="en-US"/>
         </w:rPr>
-        <w:t>0.yaml</w:t>
-      </w:r>
-      <w:proofErr w:type="gramEnd"/>
-    </w:p>
-    <w:p>
-      <w:pPr>
+      </w:pPr>
+      <w:r>
         <w:rPr>
           <w:rFonts w:ascii="Times New Roman" w:hAnsi="Times New Roman" w:cs="Times New Roman"/>
           <w:sz w:val="24"/>
           <w:szCs w:val="24"/>
           <w:lang w:val="en-US"/>
         </w:rPr>
-      </w:pPr>
-      <w:r>
+        <w:t>│   ├── test_prompts.py</w:t>
+      </w:r>
+    </w:p>
+    <w:p>
+      <w:pPr>
         <w:rPr>
           <w:rFonts w:ascii="Times New Roman" w:hAnsi="Times New Roman" w:cs="Times New Roman"/>
           <w:sz w:val="24"/>
           <w:szCs w:val="24"/>
           <w:lang w:val="en-US"/>
         </w:rPr>
-        <w:t xml:space="preserve">│   └── </w:t>
-      </w:r>
-      <w:proofErr w:type="spellStart"/>
+      </w:pPr>
       <w:r>
         <w:rPr>
           <w:rFonts w:ascii="Times New Roman" w:hAnsi="Times New Roman" w:cs="Times New Roman"/>
@@ -5165,167 +3586,94 @@
           <w:szCs w:val="24"/>
           <w:lang w:val="en-US"/>
         </w:rPr>
-        <w:t>moderate_project</w:t>
-      </w:r>
-      <w:proofErr w:type="spellEnd"/>
-      <w:r>
+        <w:t>│   └── fixtures/</w:t>
+      </w:r>
+    </w:p>
+    <w:p>
+      <w:pPr>
         <w:rPr>
           <w:rFonts w:ascii="Times New Roman" w:hAnsi="Times New Roman" w:cs="Times New Roman"/>
           <w:sz w:val="24"/>
           <w:szCs w:val="24"/>
           <w:lang w:val="en-US"/>
         </w:rPr>
-        <w:t>/</w:t>
-      </w:r>
-    </w:p>
-    <w:p>
-      <w:pPr>
-        <w:rPr>
-          <w:rFonts w:ascii="Times New Roman" w:hAnsi="Times New Roman" w:cs="Times New Roman"/>
-          <w:sz w:val="24"/>
-          <w:szCs w:val="24"/>
-        </w:rPr>
-      </w:pPr>
-      <w:r>
-        <w:rPr>
-          <w:rFonts w:ascii="Times New Roman" w:hAnsi="Times New Roman" w:cs="Times New Roman"/>
-          <w:sz w:val="24"/>
-          <w:szCs w:val="24"/>
-        </w:rPr>
-        <w:t>│       ├── v1.0.</w:t>
-      </w:r>
-      <w:proofErr w:type="gramStart"/>
-      <w:r>
-        <w:rPr>
-          <w:rFonts w:ascii="Times New Roman" w:hAnsi="Times New Roman" w:cs="Times New Roman"/>
-          <w:sz w:val="24"/>
-          <w:szCs w:val="24"/>
-        </w:rPr>
-        <w:t>0.yaml</w:t>
-      </w:r>
-      <w:proofErr w:type="gramEnd"/>
-    </w:p>
-    <w:p>
-      <w:pPr>
-        <w:rPr>
-          <w:rFonts w:ascii="Times New Roman" w:hAnsi="Times New Roman" w:cs="Times New Roman"/>
-          <w:sz w:val="24"/>
-          <w:szCs w:val="24"/>
-        </w:rPr>
-      </w:pPr>
-      <w:r>
-        <w:rPr>
-          <w:rFonts w:ascii="Times New Roman" w:hAnsi="Times New Roman" w:cs="Times New Roman"/>
-          <w:sz w:val="24"/>
-          <w:szCs w:val="24"/>
-        </w:rPr>
-        <w:t xml:space="preserve">│       └── </w:t>
-      </w:r>
-      <w:proofErr w:type="spellStart"/>
-      <w:r>
-        <w:rPr>
-          <w:rFonts w:ascii="Times New Roman" w:hAnsi="Times New Roman" w:cs="Times New Roman"/>
-          <w:sz w:val="24"/>
-          <w:szCs w:val="24"/>
-        </w:rPr>
-        <w:t>latest</w:t>
-      </w:r>
-      <w:proofErr w:type="spellEnd"/>
-      <w:r>
-        <w:rPr>
-          <w:rFonts w:ascii="Times New Roman" w:hAnsi="Times New Roman" w:cs="Times New Roman"/>
-          <w:sz w:val="24"/>
-          <w:szCs w:val="24"/>
-        </w:rPr>
-        <w:t xml:space="preserve"> -&gt; v1.0.</w:t>
-      </w:r>
-      <w:proofErr w:type="gramStart"/>
-      <w:r>
-        <w:rPr>
-          <w:rFonts w:ascii="Times New Roman" w:hAnsi="Times New Roman" w:cs="Times New Roman"/>
-          <w:sz w:val="24"/>
-          <w:szCs w:val="24"/>
-        </w:rPr>
-        <w:t>0.yaml</w:t>
-      </w:r>
-      <w:proofErr w:type="gramEnd"/>
-    </w:p>
-    <w:p>
-      <w:pPr>
+      </w:pPr>
+      <w:r>
         <w:rPr>
           <w:rFonts w:ascii="Times New Roman" w:hAnsi="Times New Roman" w:cs="Times New Roman"/>
           <w:sz w:val="24"/>
           <w:szCs w:val="24"/>
           <w:lang w:val="en-US"/>
         </w:rPr>
-      </w:pPr>
-      <w:r>
+        <w:t xml:space="preserve">│       ├── search_team_cases.json</w:t>
+      </w:r>
+    </w:p>
+    <w:p>
+      <w:pPr>
         <w:rPr>
           <w:rFonts w:ascii="Times New Roman" w:hAnsi="Times New Roman" w:cs="Times New Roman"/>
           <w:sz w:val="24"/>
           <w:szCs w:val="24"/>
           <w:lang w:val="en-US"/>
         </w:rPr>
-        <w:t>├── tests/</w:t>
-      </w:r>
-    </w:p>
-    <w:p>
-      <w:pPr>
+      </w:pPr>
+      <w:r>
         <w:rPr>
           <w:rFonts w:ascii="Times New Roman" w:hAnsi="Times New Roman" w:cs="Times New Roman"/>
           <w:sz w:val="24"/>
           <w:szCs w:val="24"/>
           <w:lang w:val="en-US"/>
         </w:rPr>
-      </w:pPr>
-      <w:r>
+        <w:t xml:space="preserve">│       ├── recommend_projects_cases.json</w:t>
+      </w:r>
+    </w:p>
+    <w:p>
+      <w:pPr>
         <w:rPr>
           <w:rFonts w:ascii="Times New Roman" w:hAnsi="Times New Roman" w:cs="Times New Roman"/>
           <w:sz w:val="24"/>
           <w:szCs w:val="24"/>
           <w:lang w:val="en-US"/>
         </w:rPr>
-        <w:t>│   ├── test_prompts.py</w:t>
-      </w:r>
-    </w:p>
-    <w:p>
-      <w:pPr>
+      </w:pPr>
+      <w:r>
         <w:rPr>
           <w:rFonts w:ascii="Times New Roman" w:hAnsi="Times New Roman" w:cs="Times New Roman"/>
           <w:sz w:val="24"/>
           <w:szCs w:val="24"/>
           <w:lang w:val="en-US"/>
         </w:rPr>
-      </w:pPr>
-      <w:r>
+        <w:t xml:space="preserve">│       └── moderate_project_cases.json</w:t>
+      </w:r>
+    </w:p>
+    <w:p>
+      <w:pPr>
         <w:rPr>
           <w:rFonts w:ascii="Times New Roman" w:hAnsi="Times New Roman" w:cs="Times New Roman"/>
           <w:sz w:val="24"/>
           <w:szCs w:val="24"/>
           <w:lang w:val="en-US"/>
         </w:rPr>
-        <w:t>│   └── fixtures/</w:t>
-      </w:r>
-    </w:p>
-    <w:p>
-      <w:pPr>
+      </w:pPr>
+      <w:r>
         <w:rPr>
           <w:rFonts w:ascii="Times New Roman" w:hAnsi="Times New Roman" w:cs="Times New Roman"/>
           <w:sz w:val="24"/>
           <w:szCs w:val="24"/>
           <w:lang w:val="en-US"/>
         </w:rPr>
-      </w:pPr>
-      <w:r>
+        <w:t>├── .github/workflows/prompt-ci.yml</w:t>
+      </w:r>
+    </w:p>
+    <w:p>
+      <w:pPr>
         <w:rPr>
           <w:rFonts w:ascii="Times New Roman" w:hAnsi="Times New Roman" w:cs="Times New Roman"/>
           <w:sz w:val="24"/>
           <w:szCs w:val="24"/>
           <w:lang w:val="en-US"/>
         </w:rPr>
-        <w:t xml:space="preserve">│       ├── </w:t>
-      </w:r>
-      <w:proofErr w:type="spellStart"/>
+      </w:pPr>
       <w:r>
         <w:rPr>
           <w:rFonts w:ascii="Times New Roman" w:hAnsi="Times New Roman" w:cs="Times New Roman"/>
@@ -5333,40 +3681,37 @@
           <w:szCs w:val="24"/>
           <w:lang w:val="en-US"/>
         </w:rPr>
-        <w:t>search_team_</w:t>
-      </w:r>
-      <w:proofErr w:type="gramStart"/>
-      <w:r>
+        <w:t xml:space="preserve">├── src/</w:t>
+      </w:r>
+    </w:p>
+    <w:p>
+      <w:pPr>
         <w:rPr>
           <w:rFonts w:ascii="Times New Roman" w:hAnsi="Times New Roman" w:cs="Times New Roman"/>
           <w:sz w:val="24"/>
           <w:szCs w:val="24"/>
           <w:lang w:val="en-US"/>
         </w:rPr>
-        <w:t>cases.json</w:t>
-      </w:r>
-      <w:proofErr w:type="spellEnd"/>
-      <w:proofErr w:type="gramEnd"/>
-    </w:p>
-    <w:p>
-      <w:pPr>
+      </w:pPr>
+      <w:r>
         <w:rPr>
           <w:rFonts w:ascii="Times New Roman" w:hAnsi="Times New Roman" w:cs="Times New Roman"/>
           <w:sz w:val="24"/>
           <w:szCs w:val="24"/>
           <w:lang w:val="en-US"/>
         </w:rPr>
-      </w:pPr>
-      <w:r>
+        <w:t>│   ├── loader.py</w:t>
+      </w:r>
+    </w:p>
+    <w:p>
+      <w:pPr>
         <w:rPr>
           <w:rFonts w:ascii="Times New Roman" w:hAnsi="Times New Roman" w:cs="Times New Roman"/>
           <w:sz w:val="24"/>
           <w:szCs w:val="24"/>
           <w:lang w:val="en-US"/>
         </w:rPr>
-        <w:t xml:space="preserve">│       ├── </w:t>
-      </w:r>
-      <w:proofErr w:type="spellStart"/>
+      </w:pPr>
       <w:r>
         <w:rPr>
           <w:rFonts w:ascii="Times New Roman" w:hAnsi="Times New Roman" w:cs="Times New Roman"/>
@@ -5374,205 +3719,25 @@
           <w:szCs w:val="24"/>
           <w:lang w:val="en-US"/>
         </w:rPr>
-        <w:t>recommend_projects_</w:t>
-      </w:r>
-      <w:proofErr w:type="gramStart"/>
-      <w:r>
+        <w:t>│   └── registry.py</w:t>
+      </w:r>
+    </w:p>
+    <w:p>
+      <w:pPr>
         <w:rPr>
           <w:rFonts w:ascii="Times New Roman" w:hAnsi="Times New Roman" w:cs="Times New Roman"/>
           <w:sz w:val="24"/>
           <w:szCs w:val="24"/>
           <w:lang w:val="en-US"/>
         </w:rPr>
-        <w:t>cases.json</w:t>
-      </w:r>
-      <w:proofErr w:type="spellEnd"/>
-      <w:proofErr w:type="gramEnd"/>
-    </w:p>
-    <w:p>
-      <w:pPr>
+      </w:pPr>
+      <w:r>
         <w:rPr>
           <w:rFonts w:ascii="Times New Roman" w:hAnsi="Times New Roman" w:cs="Times New Roman"/>
           <w:sz w:val="24"/>
           <w:szCs w:val="24"/>
           <w:lang w:val="en-US"/>
         </w:rPr>
-      </w:pPr>
-      <w:r>
-        <w:rPr>
-          <w:rFonts w:ascii="Times New Roman" w:hAnsi="Times New Roman" w:cs="Times New Roman"/>
-          <w:sz w:val="24"/>
-          <w:szCs w:val="24"/>
-          <w:lang w:val="en-US"/>
-        </w:rPr>
-        <w:t xml:space="preserve">│       └── </w:t>
-      </w:r>
-      <w:proofErr w:type="spellStart"/>
-      <w:r>
-        <w:rPr>
-          <w:rFonts w:ascii="Times New Roman" w:hAnsi="Times New Roman" w:cs="Times New Roman"/>
-          <w:sz w:val="24"/>
-          <w:szCs w:val="24"/>
-          <w:lang w:val="en-US"/>
-        </w:rPr>
-        <w:t>moderate_project_</w:t>
-      </w:r>
-      <w:proofErr w:type="gramStart"/>
-      <w:r>
-        <w:rPr>
-          <w:rFonts w:ascii="Times New Roman" w:hAnsi="Times New Roman" w:cs="Times New Roman"/>
-          <w:sz w:val="24"/>
-          <w:szCs w:val="24"/>
-          <w:lang w:val="en-US"/>
-        </w:rPr>
-        <w:t>cases.json</w:t>
-      </w:r>
-      <w:proofErr w:type="spellEnd"/>
-      <w:proofErr w:type="gramEnd"/>
-    </w:p>
-    <w:p>
-      <w:pPr>
-        <w:rPr>
-          <w:rFonts w:ascii="Times New Roman" w:hAnsi="Times New Roman" w:cs="Times New Roman"/>
-          <w:sz w:val="24"/>
-          <w:szCs w:val="24"/>
-          <w:lang w:val="en-US"/>
-        </w:rPr>
-      </w:pPr>
-      <w:r>
-        <w:rPr>
-          <w:rFonts w:ascii="Times New Roman" w:hAnsi="Times New Roman" w:cs="Times New Roman"/>
-          <w:sz w:val="24"/>
-          <w:szCs w:val="24"/>
-          <w:lang w:val="en-US"/>
-        </w:rPr>
-        <w:t>├── .</w:t>
-      </w:r>
-      <w:proofErr w:type="spellStart"/>
-      <w:r>
-        <w:rPr>
-          <w:rFonts w:ascii="Times New Roman" w:hAnsi="Times New Roman" w:cs="Times New Roman"/>
-          <w:sz w:val="24"/>
-          <w:szCs w:val="24"/>
-          <w:lang w:val="en-US"/>
-        </w:rPr>
-        <w:t>github</w:t>
-      </w:r>
-      <w:proofErr w:type="spellEnd"/>
-      <w:r>
-        <w:rPr>
-          <w:rFonts w:ascii="Times New Roman" w:hAnsi="Times New Roman" w:cs="Times New Roman"/>
-          <w:sz w:val="24"/>
-          <w:szCs w:val="24"/>
-          <w:lang w:val="en-US"/>
-        </w:rPr>
-        <w:t>/workflows/prompt-</w:t>
-      </w:r>
-      <w:proofErr w:type="spellStart"/>
-      <w:r>
-        <w:rPr>
-          <w:rFonts w:ascii="Times New Roman" w:hAnsi="Times New Roman" w:cs="Times New Roman"/>
-          <w:sz w:val="24"/>
-          <w:szCs w:val="24"/>
-          <w:lang w:val="en-US"/>
-        </w:rPr>
-        <w:t>ci.yml</w:t>
-      </w:r>
-      <w:proofErr w:type="spellEnd"/>
-    </w:p>
-    <w:p>
-      <w:pPr>
-        <w:rPr>
-          <w:rFonts w:ascii="Times New Roman" w:hAnsi="Times New Roman" w:cs="Times New Roman"/>
-          <w:sz w:val="24"/>
-          <w:szCs w:val="24"/>
-          <w:lang w:val="en-US"/>
-        </w:rPr>
-      </w:pPr>
-      <w:r>
-        <w:rPr>
-          <w:rFonts w:ascii="Times New Roman" w:hAnsi="Times New Roman" w:cs="Times New Roman"/>
-          <w:sz w:val="24"/>
-          <w:szCs w:val="24"/>
-          <w:lang w:val="en-US"/>
-        </w:rPr>
-        <w:t xml:space="preserve">├── </w:t>
-      </w:r>
-      <w:proofErr w:type="spellStart"/>
-      <w:r>
-        <w:rPr>
-          <w:rFonts w:ascii="Times New Roman" w:hAnsi="Times New Roman" w:cs="Times New Roman"/>
-          <w:sz w:val="24"/>
-          <w:szCs w:val="24"/>
-          <w:lang w:val="en-US"/>
-        </w:rPr>
-        <w:t>src</w:t>
-      </w:r>
-      <w:proofErr w:type="spellEnd"/>
-      <w:r>
-        <w:rPr>
-          <w:rFonts w:ascii="Times New Roman" w:hAnsi="Times New Roman" w:cs="Times New Roman"/>
-          <w:sz w:val="24"/>
-          <w:szCs w:val="24"/>
-          <w:lang w:val="en-US"/>
-        </w:rPr>
-        <w:t>/</w:t>
-      </w:r>
-    </w:p>
-    <w:p>
-      <w:pPr>
-        <w:rPr>
-          <w:rFonts w:ascii="Times New Roman" w:hAnsi="Times New Roman" w:cs="Times New Roman"/>
-          <w:sz w:val="24"/>
-          <w:szCs w:val="24"/>
-          <w:lang w:val="en-US"/>
-        </w:rPr>
-      </w:pPr>
-      <w:r>
-        <w:rPr>
-          <w:rFonts w:ascii="Times New Roman" w:hAnsi="Times New Roman" w:cs="Times New Roman"/>
-          <w:sz w:val="24"/>
-          <w:szCs w:val="24"/>
-          <w:lang w:val="en-US"/>
-        </w:rPr>
-        <w:t>│   ├── loader.py</w:t>
-      </w:r>
-    </w:p>
-    <w:p>
-      <w:pPr>
-        <w:rPr>
-          <w:rFonts w:ascii="Times New Roman" w:hAnsi="Times New Roman" w:cs="Times New Roman"/>
-          <w:sz w:val="24"/>
-          <w:szCs w:val="24"/>
-          <w:lang w:val="en-US"/>
-        </w:rPr>
-      </w:pPr>
-      <w:r>
-        <w:rPr>
-          <w:rFonts w:ascii="Times New Roman" w:hAnsi="Times New Roman" w:cs="Times New Roman"/>
-          <w:sz w:val="24"/>
-          <w:szCs w:val="24"/>
-          <w:lang w:val="en-US"/>
-        </w:rPr>
-        <w:t>│   └── registry.py</w:t>
-      </w:r>
-    </w:p>
-    <w:p>
-      <w:pPr>
-        <w:rPr>
-          <w:rFonts w:ascii="Times New Roman" w:hAnsi="Times New Roman" w:cs="Times New Roman"/>
-          <w:sz w:val="24"/>
-          <w:szCs w:val="24"/>
-          <w:lang w:val="en-US"/>
-        </w:rPr>
-      </w:pPr>
-      <w:r>
-        <w:rPr>
-          <w:rFonts w:ascii="Times New Roman" w:hAnsi="Times New Roman" w:cs="Times New Roman"/>
-          <w:sz w:val="24"/>
-          <w:szCs w:val="24"/>
-          <w:lang w:val="en-US"/>
-        </w:rPr>
         <w:t>├── README.md</w:t>
       </w:r>
     </w:p>
@@ -5590,25 +3755,7 @@
           <w:sz w:val="24"/>
           <w:szCs w:val="24"/>
         </w:rPr>
-        <w:t xml:space="preserve">└── </w:t>
-      </w:r>
-      <w:proofErr w:type="spellStart"/>
-      <w:r>
-        <w:rPr>
-          <w:rFonts w:ascii="Times New Roman" w:hAnsi="Times New Roman" w:cs="Times New Roman"/>
-          <w:sz w:val="24"/>
-          <w:szCs w:val="24"/>
-        </w:rPr>
-        <w:t>requirements.txtКритерии</w:t>
-      </w:r>
-      <w:proofErr w:type="spellEnd"/>
-      <w:r>
-        <w:rPr>
-          <w:rFonts w:ascii="Times New Roman" w:hAnsi="Times New Roman" w:cs="Times New Roman"/>
-          <w:sz w:val="24"/>
-          <w:szCs w:val="24"/>
-        </w:rPr>
-        <w:t xml:space="preserve"> оценивания:</w:t>
+        <w:t xml:space="preserve">└── requirements.txtКритерии оценивания:</w:t>
       </w:r>
     </w:p>
     <w:p>
@@ -6035,7 +4182,6 @@
                 <w:szCs w:val="24"/>
               </w:rPr>
             </w:pPr>
-            <w:proofErr w:type="spellStart"/>
             <w:r>
               <w:rPr>
                 <w:rFonts w:ascii="Times New Roman" w:hAnsi="Times New Roman" w:cs="Times New Roman"/>
@@ -6044,7 +4190,6 @@
               </w:rPr>
               <w:t>Версионирование</w:t>
             </w:r>
-            <w:proofErr w:type="spellEnd"/>
           </w:p>
         </w:tc>
         <w:tc>
@@ -6106,70 +4251,14 @@
                 <w:szCs w:val="24"/>
               </w:rPr>
             </w:pPr>
-            <w:proofErr w:type="spellStart"/>
-            <w:r>
-              <w:rPr>
-                <w:rFonts w:ascii="Times New Roman" w:hAnsi="Times New Roman" w:cs="Times New Roman"/>
-                <w:sz w:val="24"/>
-                <w:szCs w:val="24"/>
-              </w:rPr>
-              <w:t>SemVer</w:t>
-            </w:r>
-            <w:proofErr w:type="spellEnd"/>
-            <w:r>
-              <w:rPr>
-                <w:rFonts w:ascii="Times New Roman" w:hAnsi="Times New Roman" w:cs="Times New Roman"/>
-                <w:sz w:val="24"/>
-                <w:szCs w:val="24"/>
-              </w:rPr>
-              <w:t xml:space="preserve"> + </w:t>
-            </w:r>
-            <w:proofErr w:type="spellStart"/>
-            <w:r>
-              <w:rPr>
-                <w:rFonts w:ascii="Times New Roman" w:hAnsi="Times New Roman" w:cs="Times New Roman"/>
-                <w:sz w:val="24"/>
-                <w:szCs w:val="24"/>
-              </w:rPr>
-              <w:t>changelog</w:t>
-            </w:r>
-            <w:proofErr w:type="spellEnd"/>
-            <w:r>
-              <w:rPr>
-                <w:rFonts w:ascii="Times New Roman" w:hAnsi="Times New Roman" w:cs="Times New Roman"/>
-                <w:sz w:val="24"/>
-                <w:szCs w:val="24"/>
-              </w:rPr>
-              <w:t xml:space="preserve"> + </w:t>
-            </w:r>
-            <w:proofErr w:type="spellStart"/>
-            <w:r>
-              <w:rPr>
-                <w:rFonts w:ascii="Times New Roman" w:hAnsi="Times New Roman" w:cs="Times New Roman"/>
-                <w:sz w:val="24"/>
-                <w:szCs w:val="24"/>
-              </w:rPr>
-              <w:t>симлинк</w:t>
-            </w:r>
-            <w:proofErr w:type="spellEnd"/>
-            <w:r>
-              <w:rPr>
-                <w:rFonts w:ascii="Times New Roman" w:hAnsi="Times New Roman" w:cs="Times New Roman"/>
-                <w:sz w:val="24"/>
-                <w:szCs w:val="24"/>
-              </w:rPr>
-              <w:t xml:space="preserve"> </w:t>
-            </w:r>
-            <w:proofErr w:type="spellStart"/>
-            <w:r>
-              <w:rPr>
-                <w:rFonts w:ascii="Times New Roman" w:hAnsi="Times New Roman" w:cs="Times New Roman"/>
-                <w:sz w:val="24"/>
-                <w:szCs w:val="24"/>
-              </w:rPr>
-              <w:t>latest</w:t>
-            </w:r>
-            <w:proofErr w:type="spellEnd"/>
+            <w:r>
+              <w:rPr>
+                <w:rFonts w:ascii="Times New Roman" w:hAnsi="Times New Roman" w:cs="Times New Roman"/>
+                <w:sz w:val="24"/>
+                <w:szCs w:val="24"/>
+              </w:rPr>
+              <w:t xml:space="preserve">SemVer + changelog + симлинк latest</w:t>
+            </w:r>
           </w:p>
         </w:tc>
       </w:tr>
@@ -6188,25 +4277,7 @@
           <w:sz w:val="24"/>
           <w:szCs w:val="24"/>
         </w:rPr>
-        <w:t xml:space="preserve">Часть Б. CI/CD </w:t>
-      </w:r>
-      <w:proofErr w:type="spellStart"/>
-      <w:r>
-        <w:rPr>
-          <w:rFonts w:ascii="Times New Roman" w:hAnsi="Times New Roman" w:cs="Times New Roman"/>
-          <w:sz w:val="24"/>
-          <w:szCs w:val="24"/>
-        </w:rPr>
-        <w:t>пайплайн</w:t>
-      </w:r>
-      <w:proofErr w:type="spellEnd"/>
-      <w:r>
-        <w:rPr>
-          <w:rFonts w:ascii="Times New Roman" w:hAnsi="Times New Roman" w:cs="Times New Roman"/>
-          <w:sz w:val="24"/>
-          <w:szCs w:val="24"/>
-        </w:rPr>
-        <w:t xml:space="preserve"> (30 баллов):</w:t>
+        <w:t xml:space="preserve">Часть Б. CI/CD пайплайн (30 баллов):</w:t>
       </w:r>
     </w:p>
     <w:tbl>
@@ -6527,7 +4598,7 @@
                 <w:sz w:val="24"/>
                 <w:szCs w:val="24"/>
               </w:rPr>
-              <w:t>Инкрементальное тестирование</w:t>
+              <w:t xml:space="preserve">CI/CD пайплайн и инкрементальное тестирование</w:t>
             </w:r>
           </w:p>
         </w:tc>
@@ -6550,7 +4621,7 @@
                 <w:sz w:val="24"/>
                 <w:szCs w:val="24"/>
               </w:rPr>
-              <w:t>не реализовано</w:t>
+              <w:t>не настроены</w:t>
             </w:r>
           </w:p>
         </w:tc>
@@ -6573,7 +4644,7 @@
                 <w:sz w:val="24"/>
                 <w:szCs w:val="24"/>
               </w:rPr>
-              <w:t>частично</w:t>
+              <w:t>запускается вручную, инкрементальность частичная</w:t>
             </w:r>
           </w:p>
         </w:tc>
@@ -6596,122 +4667,8 @@
                 <w:sz w:val="24"/>
                 <w:szCs w:val="24"/>
               </w:rPr>
-              <w:t>работает корректно</w:t>
-            </w:r>
-          </w:p>
-        </w:tc>
-      </w:tr>
-      <w:tr>
-        <w:tc>
-          <w:tcPr>
-            <w:tcW w:w="2442" w:type="dxa"/>
-          </w:tcPr>
-          <w:p>
-            <w:pPr>
-              <w:ind w:firstLine="0"/>
-              <w:rPr>
-                <w:rFonts w:ascii="Times New Roman" w:hAnsi="Times New Roman" w:cs="Times New Roman"/>
-                <w:sz w:val="24"/>
-                <w:szCs w:val="24"/>
-              </w:rPr>
-            </w:pPr>
-            <w:r>
-              <w:rPr>
-                <w:rFonts w:ascii="Times New Roman" w:hAnsi="Times New Roman" w:cs="Times New Roman"/>
-                <w:sz w:val="24"/>
-                <w:szCs w:val="24"/>
-              </w:rPr>
-              <w:t xml:space="preserve">CI/CD </w:t>
-            </w:r>
-            <w:proofErr w:type="spellStart"/>
-            <w:r>
-              <w:rPr>
-                <w:rFonts w:ascii="Times New Roman" w:hAnsi="Times New Roman" w:cs="Times New Roman"/>
-                <w:sz w:val="24"/>
-                <w:szCs w:val="24"/>
-              </w:rPr>
-              <w:t>пайплайн</w:t>
-            </w:r>
-            <w:proofErr w:type="spellEnd"/>
-          </w:p>
-        </w:tc>
-        <w:tc>
-          <w:tcPr>
-            <w:tcW w:w="2442" w:type="dxa"/>
-          </w:tcPr>
-          <w:p>
-            <w:pPr>
-              <w:ind w:firstLine="0"/>
-              <w:rPr>
-                <w:rFonts w:ascii="Times New Roman" w:hAnsi="Times New Roman" w:cs="Times New Roman"/>
-                <w:sz w:val="24"/>
-                <w:szCs w:val="24"/>
-              </w:rPr>
-            </w:pPr>
-            <w:r>
-              <w:rPr>
-                <w:rFonts w:ascii="Times New Roman" w:hAnsi="Times New Roman" w:cs="Times New Roman"/>
-                <w:sz w:val="24"/>
-                <w:szCs w:val="24"/>
-              </w:rPr>
-              <w:t>не настроен</w:t>
-            </w:r>
-          </w:p>
-        </w:tc>
-        <w:tc>
-          <w:tcPr>
-            <w:tcW w:w="2443" w:type="dxa"/>
-          </w:tcPr>
-          <w:p>
-            <w:pPr>
-              <w:ind w:firstLine="0"/>
-              <w:rPr>
-                <w:rFonts w:ascii="Times New Roman" w:hAnsi="Times New Roman" w:cs="Times New Roman"/>
-                <w:sz w:val="24"/>
-                <w:szCs w:val="24"/>
-              </w:rPr>
-            </w:pPr>
-            <w:r>
-              <w:rPr>
-                <w:rFonts w:ascii="Times New Roman" w:hAnsi="Times New Roman" w:cs="Times New Roman"/>
-                <w:sz w:val="24"/>
-                <w:szCs w:val="24"/>
-              </w:rPr>
-              <w:t>запускается вручную</w:t>
-            </w:r>
-          </w:p>
-        </w:tc>
-        <w:tc>
-          <w:tcPr>
-            <w:tcW w:w="2443" w:type="dxa"/>
-          </w:tcPr>
-          <w:p>
-            <w:pPr>
-              <w:ind w:firstLine="0"/>
-              <w:rPr>
-                <w:rFonts w:ascii="Times New Roman" w:hAnsi="Times New Roman" w:cs="Times New Roman"/>
-                <w:sz w:val="24"/>
-                <w:szCs w:val="24"/>
-              </w:rPr>
-            </w:pPr>
-            <w:r>
-              <w:rPr>
-                <w:rFonts w:ascii="Times New Roman" w:hAnsi="Times New Roman" w:cs="Times New Roman"/>
-                <w:sz w:val="24"/>
-                <w:szCs w:val="24"/>
-              </w:rPr>
-              <w:t>полностью автоматический при PR/</w:t>
-            </w:r>
-            <w:proofErr w:type="spellStart"/>
-            <w:r>
-              <w:rPr>
-                <w:rFonts w:ascii="Times New Roman" w:hAnsi="Times New Roman" w:cs="Times New Roman"/>
-                <w:sz w:val="24"/>
-                <w:szCs w:val="24"/>
-              </w:rPr>
-              <w:t>merge</w:t>
-            </w:r>
-            <w:proofErr w:type="spellEnd"/>
+              <w:t>полностью автоматический при PR/merge, инкрементальное тестирование работает корректно</w:t>
+            </w:r>
           </w:p>
         </w:tc>
       </w:tr>
@@ -7158,13 +5115,6 @@
           <w:szCs w:val="24"/>
         </w:rPr>
         <w:t>•</w:t>
-      </w:r>
-      <w:r>
-        <w:rPr>
-          <w:rFonts w:ascii="Times New Roman" w:hAnsi="Times New Roman" w:cs="Times New Roman"/>
-          <w:sz w:val="24"/>
-          <w:szCs w:val="24"/>
-        </w:rPr>
         <w:tab/>
         <w:t>80–100 баллов — отлично</w:t>
       </w:r>
@@ -7184,13 +5134,6 @@
           <w:szCs w:val="24"/>
         </w:rPr>
         <w:t>•</w:t>
-      </w:r>
-      <w:r>
-        <w:rPr>
-          <w:rFonts w:ascii="Times New Roman" w:hAnsi="Times New Roman" w:cs="Times New Roman"/>
-          <w:sz w:val="24"/>
-          <w:szCs w:val="24"/>
-        </w:rPr>
         <w:tab/>
         <w:t>60–79 баллов — хорошо</w:t>
       </w:r>
@@ -7210,13 +5153,6 @@
           <w:szCs w:val="24"/>
         </w:rPr>
         <w:t>•</w:t>
-      </w:r>
-      <w:r>
-        <w:rPr>
-          <w:rFonts w:ascii="Times New Roman" w:hAnsi="Times New Roman" w:cs="Times New Roman"/>
-          <w:sz w:val="24"/>
-          <w:szCs w:val="24"/>
-        </w:rPr>
         <w:tab/>
         <w:t>40–59 баллов — удовлетворительно</w:t>
       </w:r>
@@ -7236,13 +5172,6 @@
           <w:szCs w:val="24"/>
         </w:rPr>
         <w:t>•</w:t>
-      </w:r>
-      <w:r>
-        <w:rPr>
-          <w:rFonts w:ascii="Times New Roman" w:hAnsi="Times New Roman" w:cs="Times New Roman"/>
-          <w:sz w:val="24"/>
-          <w:szCs w:val="24"/>
-        </w:rPr>
         <w:tab/>
         <w:t>0–39 баллов — неудовлетворительно</w:t>
       </w:r>

--- a/M1-Prompt-Engineering/attachments/КИМ Занятие 1.2.docx
+++ b/M1-Prompt-Engineering/attachments/КИМ Занятие 1.2.docx
@@ -1332,7 +1332,7 @@
           <w:sz w:val="24"/>
           <w:szCs w:val="24"/>
         </w:rPr>
-        <w:t xml:space="preserve"> Правильный ответ: 1-B, 2-A, 3-C, 4-D</w:t>
+        <w:t xml:space="preserve"> Правильный ответ: 1-A, 2-B, 3-C, 4-D</w:t>
       </w:r>
     </w:p>
     <w:p>
@@ -1692,7 +1692,7 @@
           <w:sz w:val="24"/>
           <w:szCs w:val="24"/>
         </w:rPr>
-        <w:t>паддинг</w:t>
+        <w:t>патчинг</w:t>
       </w:r>
       <w:r>
         <w:rPr>
